--- a/UseCases3_8Giorgos.docx
+++ b/UseCases3_8Giorgos.docx
@@ -39,6 +39,12 @@
     <w:p>
       <w:pPr>
         <w:pStyle w:val="Standard"/>
+        <w:rPr>
+          <w:sz w:val="28"/>
+          <w:szCs w:val="28"/>
+          <w:u w:val="single"/>
+          <w:lang w:val="el-GR"/>
+        </w:rPr>
       </w:pPr>
     </w:p>
     <w:p>
@@ -74,7 +80,7 @@
         <w:t xml:space="preserve"> Pending bills </w:t>
       </w:r>
       <w:r>
-        <w:t>”, “Finances history”  και την δυνατότητα να μοιραστεί έναν επιλεγμένο λογαριασμό.</w:t>
+        <w:t>”, “Finances history”  και το κουμπί “Create new bill”.</w:t>
       </w:r>
     </w:p>
     <w:p>
@@ -86,13 +92,7 @@
         </w:numPr>
       </w:pPr>
       <w:r>
-        <w:t>Ο χρήστης περιηγείται στην ενότητα “</w:t>
-      </w:r>
-      <w:r>
-        <w:t xml:space="preserve"> Pending bills </w:t>
-      </w:r>
-      <w:r>
-        <w:t>”.</w:t>
+        <w:t>Ο χρήστης επιλέγει το κουμπί “Create new bill”.</w:t>
       </w:r>
     </w:p>
     <w:p>
@@ -104,13 +104,7 @@
         </w:numPr>
       </w:pPr>
       <w:r>
-        <w:t>Ο χρήστης επιλέγει τον λογαριασμό της επιλογής του και πατάει το “</w:t>
-      </w:r>
-      <w:r>
-        <w:t>Pay selected bill</w:t>
-      </w:r>
-      <w:r>
-        <w:t>”</w:t>
+        <w:t>Το σύστημα εμφανίζει ένα παράθυρο “New bill”</w:t>
       </w:r>
     </w:p>
     <w:p>
@@ -122,10 +116,10 @@
         </w:numPr>
       </w:pPr>
       <w:r>
-        <w:t>Το σύστημα εμφανίζε</w:t>
-      </w:r>
-      <w:r>
-        <w:t>ι ένα παράθυρο επιβεβαίωσης.</w:t>
+        <w:t>O χρήστης συμπληρώνει το πεδίο type, δεν προσθέτει κάποιον συγκάτοικο στο πεδίο Payers (μέσ</w:t>
+      </w:r>
+      <w:r>
+        <w:t>ω του κουμπιού “Add roommate”) και συμπληρώνει και τα πεδία amount και Due to.</w:t>
       </w:r>
     </w:p>
     <w:p>
@@ -137,19 +131,7 @@
         </w:numPr>
       </w:pPr>
       <w:r>
-        <w:t>Ο χρήστης επιβεβαιώνει την πληρωμή πατώντας “</w:t>
-      </w:r>
-      <w:r>
-        <w:t>CONFIRM</w:t>
-      </w:r>
-      <w:r>
-        <w:t xml:space="preserve"> </w:t>
-      </w:r>
-      <w:r>
-        <w:t>TRAΝSACTION</w:t>
-      </w:r>
-      <w:r>
-        <w:t>”.</w:t>
+        <w:t>Ο χρήστης προσθέτει τον λογαριασμό μέσω του κουμπιού “create”.</w:t>
       </w:r>
     </w:p>
     <w:p>
@@ -161,119 +143,257 @@
         </w:numPr>
       </w:pPr>
       <w:r>
-        <w:t>Το σύστημα καταγράφει τη πληρωμή και μεταφέρει τον λογαριασμό στην ενότητα “Finances history” καταγράφοντας τα στοιχεία του χρήστη.</w:t>
-      </w:r>
-    </w:p>
-    <w:p>
-      <w:pPr>
-        <w:pStyle w:val="ListParagraph"/>
-      </w:pPr>
-    </w:p>
-    <w:p>
-      <w:pPr>
-        <w:pStyle w:val="ListParagraph"/>
-      </w:pPr>
-    </w:p>
-    <w:p>
-      <w:pPr>
-        <w:pStyle w:val="ListParagraph"/>
-      </w:pPr>
-    </w:p>
-    <w:p>
-      <w:pPr>
-        <w:pStyle w:val="ListParagraph"/>
-      </w:pPr>
-    </w:p>
-    <w:p>
-      <w:pPr>
-        <w:pStyle w:val="Standard"/>
-      </w:pPr>
-      <w:r>
+        <w:t>To σύστημα επιστρέφει στο “Finances” και εμφανίζει τον νέο λογαριασμό με τα στοιχεία του στην ενότητα “ Pending bi</w:t>
+      </w:r>
+      <w:r>
+        <w:t>lls”.</w:t>
+      </w:r>
+    </w:p>
+    <w:p>
+      <w:pPr>
+        <w:pStyle w:val="ListParagraph"/>
+        <w:ind w:left="0"/>
+      </w:pPr>
+      <w:r>
+        <w:t xml:space="preserve"> </w:t>
+      </w:r>
+      <w:r>
+        <w:tab/>
+        <w:t xml:space="preserve"> 8. Ο χρήστης περιηγείται στην ενότητα “</w:t>
+      </w:r>
+      <w:r>
+        <w:t xml:space="preserve"> </w:t>
+      </w:r>
+      <w:r>
+        <w:rPr>
+          <w:sz w:val="28"/>
+          <w:szCs w:val="28"/>
+          <w:lang w:val="el-GR"/>
+        </w:rPr>
+        <w:t>Pending bills”</w:t>
+      </w:r>
+      <w:r>
+        <w:t>.</w:t>
+      </w:r>
+    </w:p>
+    <w:p>
+      <w:pPr>
+        <w:pStyle w:val="ListParagraph"/>
+        <w:ind w:left="0"/>
+      </w:pPr>
+      <w:r>
+        <w:t xml:space="preserve"> </w:t>
+      </w:r>
+      <w:r>
+        <w:tab/>
+        <w:t xml:space="preserve"> 9. Ο χρήστης επιλέγει τον λογαριασμό και πατάει το “</w:t>
+      </w:r>
+      <w:r>
+        <w:t>Pay selected bill</w:t>
+      </w:r>
+      <w:r>
+        <w:t>”.</w:t>
+      </w:r>
+    </w:p>
+    <w:p>
+      <w:pPr>
+        <w:pStyle w:val="ListParagraph"/>
+      </w:pPr>
+      <w:r>
+        <w:t>10. Το σύστημα εμφανίζει ένα παράθυρο επιβεβαίωσης.</w:t>
+      </w:r>
+    </w:p>
+    <w:p>
+      <w:pPr>
+        <w:pStyle w:val="ListParagraph"/>
+      </w:pPr>
+      <w:r>
+        <w:t>11. Ο χρήστης επιβεβαιώνει την πληρωμή πατώντας “</w:t>
+      </w:r>
+      <w:r>
+        <w:t>CONFIRM</w:t>
+      </w:r>
+      <w:r>
+        <w:t xml:space="preserve"> </w:t>
+      </w:r>
+      <w:r>
+        <w:t>TRAΝSAC</w:t>
+      </w:r>
+      <w:r>
+        <w:t>TION</w:t>
+      </w:r>
+      <w:r>
+        <w:t>”.</w:t>
+      </w:r>
+    </w:p>
+    <w:p>
+      <w:pPr>
+        <w:pStyle w:val="ListParagraph"/>
+      </w:pPr>
+      <w:r>
+        <w:t>12. Το σύστημα καταγράφει τη πληρωμή και μεταφέρει τον λογαριασμό στην ενότητα “Finances history” καταγράφοντας τα στοιχεία του και την ημερομηνία πληρωμής .</w:t>
+      </w:r>
+    </w:p>
+    <w:p>
+      <w:pPr>
+        <w:pStyle w:val="ListParagraph"/>
+      </w:pPr>
+    </w:p>
+    <w:p>
+      <w:pPr>
+        <w:pStyle w:val="ListParagraph"/>
+      </w:pPr>
+    </w:p>
+    <w:p>
+      <w:pPr>
+        <w:pStyle w:val="ListParagraph"/>
+      </w:pPr>
+    </w:p>
+    <w:p>
+      <w:pPr>
+        <w:pStyle w:val="Standard"/>
         <w:rPr>
           <w:b/>
           <w:bCs/>
           <w:u w:val="single"/>
         </w:rPr>
+      </w:pPr>
+      <w:r>
+        <w:rPr>
+          <w:b/>
+          <w:bCs/>
+          <w:u w:val="single"/>
+        </w:rPr>
         <w:t>Εναλλακτική Ρόη 1:</w:t>
       </w:r>
     </w:p>
     <w:p>
       <w:pPr>
         <w:pStyle w:val="Standard"/>
-      </w:pPr>
-    </w:p>
-    <w:p>
-      <w:pPr>
-        <w:pStyle w:val="Standard"/>
-      </w:pPr>
-      <w:r>
-        <w:rPr>
-          <w:b/>
-          <w:bCs/>
-        </w:rPr>
-        <w:tab/>
-        <w:t>3</w:t>
-      </w:r>
-      <w:r>
-        <w:t>.α</w:t>
-      </w:r>
-      <w:r>
-        <w:t>.1 Ο χρήστης επιλέγει το “choose a bill” και επιλέγει τον λογαριασμό της επιλογής του.</w:t>
-      </w:r>
-    </w:p>
-    <w:p>
-      <w:pPr>
-        <w:pStyle w:val="Standard"/>
-      </w:pPr>
-      <w:r>
-        <w:tab/>
-        <w:t xml:space="preserve">3.α.2 Ο χρήστης επιλέγει το “Add a roommate” και επιλέγει με ποιον συγκάτοικο θα </w:t>
-      </w:r>
-      <w:r>
-        <w:tab/>
-      </w:r>
-      <w:r>
-        <w:tab/>
-        <w:t>μοιραστεί τον επιλεγμένο λογαριασμό.</w:t>
-      </w:r>
-    </w:p>
-    <w:p>
-      <w:pPr>
-        <w:pStyle w:val="Standard"/>
-      </w:pPr>
-      <w:r>
-        <w:tab/>
-        <w:t xml:space="preserve">3.α3 Ο χρήστης επιλέγει το “ Split selected </w:t>
-      </w:r>
-      <w:r>
-        <w:t>bill” .</w:t>
-      </w:r>
-    </w:p>
-    <w:p>
-      <w:pPr>
-        <w:pStyle w:val="Standard"/>
-      </w:pPr>
-      <w:r>
-        <w:tab/>
-        <w:t>3.α.4 Το σύστημα στέλνει στον συγκάτοικο που επιλέχθηκε ειδοποίηση με το αίτημα.</w:t>
-      </w:r>
-    </w:p>
-    <w:p>
-      <w:pPr>
-        <w:pStyle w:val="Standard"/>
-      </w:pPr>
-      <w:r>
-        <w:tab/>
-        <w:t>3.α.5 Ο Άλλος χρήστης αποδέχεται το αίτημα</w:t>
-      </w:r>
-    </w:p>
-    <w:p>
-      <w:pPr>
-        <w:pStyle w:val="Standard"/>
-      </w:pPr>
-      <w:r>
-        <w:tab/>
-        <w:t xml:space="preserve">3.α.6 Το σύστημα μοιράζει τον λογαριασμό δια 2 και εμφανίζει ένα παράθυρο επιβεβαίωσης </w:t>
+        <w:rPr>
+          <w:b/>
+          <w:bCs/>
+        </w:rPr>
+      </w:pPr>
+    </w:p>
+    <w:p>
+      <w:pPr>
+        <w:pStyle w:val="Standard"/>
+      </w:pPr>
+      <w:r>
+        <w:rPr>
+          <w:b/>
+          <w:bCs/>
+        </w:rPr>
+        <w:tab/>
+        <w:t>5</w:t>
+      </w:r>
+      <w:r>
+        <w:t>α.1 Ο χρήστης στο πεδίο payers, μέσω του κουμπιού “Add a roommate”</w:t>
+      </w:r>
+      <w:r>
+        <w:t xml:space="preserve"> επιλέγει με ποιον </w:t>
+      </w:r>
+      <w:r>
+        <w:tab/>
+        <w:t>συγκάτοικο θα μοιραστεί τον επιλεγμένο λογαριασμό.</w:t>
+      </w:r>
+    </w:p>
+    <w:p>
+      <w:pPr>
+        <w:pStyle w:val="Standard"/>
+      </w:pPr>
+      <w:r>
+        <w:tab/>
+        <w:t>5.α.2 Ο χρήστης συμπληρώνει τα υπόλοιπα πεδία και επιλέγει το κουμπί “create”</w:t>
+      </w:r>
+    </w:p>
+    <w:p>
+      <w:pPr>
+        <w:pStyle w:val="Standard"/>
+      </w:pPr>
+      <w:r>
+        <w:tab/>
+        <w:t>5.α.3 Το σύστημα στέλνει στον συγκάτοικο που επιλέχθηκε ειδοποίηση με το αίτημα.</w:t>
+      </w:r>
+    </w:p>
+    <w:p>
+      <w:pPr>
+        <w:pStyle w:val="Standard"/>
+      </w:pPr>
+      <w:r>
+        <w:tab/>
+        <w:t>5.α.4 Ο χρήστης (συγκάτ</w:t>
+      </w:r>
+      <w:r>
+        <w:t>οικος) αποδέχεται το αίτημα.</w:t>
+      </w:r>
+    </w:p>
+    <w:p>
+      <w:pPr>
+        <w:pStyle w:val="Standard"/>
+      </w:pPr>
+      <w:r>
+        <w:tab/>
+        <w:t xml:space="preserve">5.α.5 To σύστημα επιστρέφει στο “Finances” και εμφανίζει τον νέο λογαριασμό με τα </w:t>
+      </w:r>
+      <w:r>
+        <w:tab/>
+        <w:t>στοιχεία του στην ενότητα “ Pending bills”.</w:t>
+      </w:r>
+    </w:p>
+    <w:p>
+      <w:pPr>
+        <w:pStyle w:val="Standard"/>
+      </w:pPr>
+      <w:r>
+        <w:tab/>
+        <w:t>5.α.6 Ο χρήστης περιηγείται στην ενότητα “</w:t>
+      </w:r>
+      <w:r>
+        <w:t xml:space="preserve"> </w:t>
+      </w:r>
+      <w:r>
+        <w:rPr>
+          <w:sz w:val="28"/>
+          <w:szCs w:val="28"/>
+          <w:lang w:val="el-GR"/>
+        </w:rPr>
+        <w:t>Pending bills”</w:t>
+      </w:r>
+      <w:r>
+        <w:t>.</w:t>
+      </w:r>
+    </w:p>
+    <w:p>
+      <w:pPr>
+        <w:pStyle w:val="Standard"/>
+      </w:pPr>
+      <w:r>
+        <w:tab/>
+        <w:t xml:space="preserve">5.α.7 Ο χρήστης επιλέγει τον </w:t>
+      </w:r>
+      <w:r>
+        <w:t>λογαριασμό και πατάει το “</w:t>
+      </w:r>
+      <w:r>
+        <w:t>Pay selected bill</w:t>
+      </w:r>
+      <w:r>
+        <w:t>”.</w:t>
+      </w:r>
+    </w:p>
+    <w:p>
+      <w:pPr>
+        <w:pStyle w:val="Standard"/>
+      </w:pPr>
+      <w:r>
+        <w:tab/>
+        <w:t xml:space="preserve">5.α.8 Το σύστημα εμφανίζει ένα παράθυρο </w:t>
+      </w:r>
+      <w:r>
+        <w:tab/>
+        <w:t xml:space="preserve">επιβεβαίωσης </w:t>
       </w:r>
       <w:r>
         <w:tab/>
@@ -286,10 +406,7 @@
         <w:ind w:left="0"/>
       </w:pPr>
       <w:r>
-        <w:t xml:space="preserve">           </w:t>
-      </w:r>
-      <w:r>
-        <w:t xml:space="preserve"> 3.α.7 Οι χρήστες επιβεβαιώνουν την πληρωμή πατώντας “</w:t>
+        <w:t xml:space="preserve">            5.α.9 Οι χρήστες επιβεβαιώνουν την πληρωμή πατώντας “</w:t>
       </w:r>
       <w:r>
         <w:t>CONFIRM</w:t>
@@ -306,15 +423,22 @@
     </w:p>
     <w:p>
       <w:pPr>
-        <w:pStyle w:val="Standard"/>
-      </w:pPr>
-      <w:r>
-        <w:tab/>
-        <w:t xml:space="preserve">3.α.8 Το σύστημα καταγράφει τη πληρωμή και μεταφέρει τον λογαριασμό στην ενότητα </w:t>
-      </w:r>
-      <w:r>
-        <w:tab/>
-        <w:t>“Finances history” καταγράφοντας τα στοιχεία των χρηστών.</w:t>
+        <w:pStyle w:val="ListParagraph"/>
+        <w:ind w:left="0"/>
+      </w:pPr>
+      <w:r>
+        <w:t xml:space="preserve"> </w:t>
+      </w:r>
+      <w:r>
+        <w:tab/>
+        <w:t xml:space="preserve">5.α.10 Το σύστημα καταγράφει τη πληρωμή και </w:t>
+      </w:r>
+      <w:r>
+        <w:t xml:space="preserve">μεταφέρει τον λογαριασμό στην ενότητα </w:t>
+      </w:r>
+      <w:r>
+        <w:tab/>
+        <w:t>“Finances history” καταγράφοντας τα στοιχεία του και την ημερομηνία πληρωμής .</w:t>
       </w:r>
     </w:p>
     <w:p>
@@ -340,37 +464,51 @@
         <w:pStyle w:val="Standard"/>
       </w:pPr>
       <w:r>
-        <w:tab/>
-        <w:t>(3.α.5)α.1 Ο άλλ</w:t>
-      </w:r>
-      <w:r>
-        <w:t>ος χρήστης δεν αποδέχεται το αίτημα.</w:t>
-      </w:r>
-    </w:p>
-    <w:p>
-      <w:pPr>
-        <w:pStyle w:val="Standard"/>
-      </w:pPr>
-      <w:r>
-        <w:tab/>
-        <w:t xml:space="preserve">(3.α.5)α.2 Το σύστημα ειδοποιεί τον αρχικό χρήστη πως ο συγκάτοικος δεν αποδέχτηκε το </w:t>
-      </w:r>
-      <w:r>
-        <w:tab/>
-        <w:t>αίτημα και τερματίζει την διαδικασία διαμοιρασμού του λογαριασμού.</w:t>
-      </w:r>
-    </w:p>
-    <w:p>
-      <w:pPr>
-        <w:pStyle w:val="Standard"/>
-      </w:pPr>
-      <w:r>
-        <w:rPr>
-          <w:b/>
-          <w:bCs/>
-        </w:rPr>
-        <w:tab/>
-      </w:r>
+        <w:lastRenderedPageBreak/>
+        <w:tab/>
+        <w:t>(5.α.4)α.1 Ο χρήστης δεν αποδέχεται το αίτημα.</w:t>
+      </w:r>
+    </w:p>
+    <w:p>
+      <w:pPr>
+        <w:pStyle w:val="Standard"/>
+      </w:pPr>
+      <w:r>
+        <w:tab/>
+        <w:t>(5.α.4)α.2 Το σύστημα ειδοποιεί τον χρήστη πως ο συγκάτοικος δεν απ</w:t>
+      </w:r>
+      <w:r>
+        <w:t xml:space="preserve">οδέχτηκε το </w:t>
+      </w:r>
+      <w:r>
+        <w:tab/>
+        <w:t>αίτημα και τερματίζει την διαδικασία προσθήκης νέου λογαριασμού.</w:t>
+      </w:r>
+    </w:p>
+    <w:p>
+      <w:pPr>
+        <w:pStyle w:val="Standard"/>
+      </w:pPr>
+    </w:p>
+    <w:p>
+      <w:pPr>
+        <w:pStyle w:val="Standard"/>
+      </w:pPr>
+    </w:p>
+    <w:p>
+      <w:pPr>
+        <w:pStyle w:val="Standard"/>
+      </w:pPr>
+    </w:p>
+    <w:p>
+      <w:pPr>
+        <w:pStyle w:val="Standard"/>
+      </w:pPr>
+    </w:p>
+    <w:p>
+      <w:pPr>
+        <w:pStyle w:val="Standard"/>
+      </w:pPr>
     </w:p>
     <w:p>
       <w:pPr>
@@ -382,74 +520,146 @@
           <w:bCs/>
           <w:u w:val="single"/>
         </w:rPr>
+        <w:t>Εναλλακτική Ροή 1.3:</w:t>
+      </w:r>
+    </w:p>
+    <w:p>
+      <w:pPr>
+        <w:pStyle w:val="Standard"/>
+      </w:pPr>
+    </w:p>
+    <w:p>
+      <w:pPr>
+        <w:pStyle w:val="Standard"/>
+      </w:pPr>
+      <w:r>
+        <w:tab/>
+        <w:t>(5.α.9)α.1 Ο χρήστης (συγκάτοικος) δεν εππιβεβαιώνει  την πληρωμή .</w:t>
+      </w:r>
+    </w:p>
+    <w:p>
+      <w:pPr>
+        <w:pStyle w:val="Standard"/>
+      </w:pPr>
+      <w:r>
+        <w:tab/>
+        <w:t xml:space="preserve">(5.α.9)α.2 Το σύστημα ειδοποιεί τον χρήστη πως ο συγκάτοικος δεν αποδέχτηκε την </w:t>
+      </w:r>
+      <w:r>
+        <w:tab/>
+      </w:r>
+      <w:r>
+        <w:t>πληρωμή και η πληρωμή του λογαριασμού τερματίζεται.</w:t>
+      </w:r>
+    </w:p>
+    <w:p>
+      <w:pPr>
+        <w:pStyle w:val="Standard"/>
+      </w:pPr>
+    </w:p>
+    <w:p>
+      <w:pPr>
+        <w:pStyle w:val="Standard"/>
+        <w:rPr>
+          <w:b/>
+          <w:bCs/>
+        </w:rPr>
+      </w:pPr>
+      <w:r>
+        <w:rPr>
+          <w:b/>
+          <w:bCs/>
+        </w:rPr>
+        <w:tab/>
+      </w:r>
+    </w:p>
+    <w:p>
+      <w:pPr>
+        <w:pStyle w:val="Standard"/>
+      </w:pPr>
+      <w:r>
+        <w:rPr>
+          <w:b/>
+          <w:bCs/>
+          <w:u w:val="single"/>
+        </w:rPr>
         <w:t>Εναλλακτική Ροή 2:</w:t>
       </w:r>
     </w:p>
     <w:p>
       <w:pPr>
         <w:pStyle w:val="Standard"/>
-      </w:pPr>
-    </w:p>
-    <w:p>
-      <w:pPr>
-        <w:pStyle w:val="Standard"/>
-      </w:pPr>
-      <w:r>
-        <w:tab/>
-        <w:t>3.β.1 Ο χρήστης επιλέγει το “(+)” προκειμ</w:t>
-      </w:r>
-      <w:r>
-        <w:t xml:space="preserve">ένου να προσθέσει ακόμα 1 συγκάτοικο με τον  </w:t>
-      </w:r>
-      <w:r>
-        <w:tab/>
-        <w:t>οποίο θα μοιραστεί τον λογαριασμό.</w:t>
-      </w:r>
-    </w:p>
-    <w:p>
-      <w:pPr>
-        <w:pStyle w:val="Standard"/>
-      </w:pPr>
-      <w:r>
-        <w:tab/>
-        <w:t>3.β.2 Το σύστημα εμφανίζει ακόμα ένα κουμπί “Add a roommate”.</w:t>
-      </w:r>
-    </w:p>
-    <w:p>
-      <w:pPr>
-        <w:pStyle w:val="Standard"/>
-      </w:pPr>
-      <w:r>
-        <w:tab/>
-        <w:t xml:space="preserve">3.β.2 Ο χρήστης επιλέγει τα “Add a roommate” (τα οποία είναι 2), επιλέγει με ποιους </w:t>
-      </w:r>
-      <w:r>
-        <w:tab/>
-        <w:t xml:space="preserve">συγκατοίκους θα μοιραστεί </w:t>
-      </w:r>
-      <w:r>
-        <w:t xml:space="preserve">τον επιλεγμένο λογαριασμό, και η περίπτωση χρήσης </w:t>
-      </w:r>
-      <w:r>
-        <w:tab/>
-        <w:t>συνεχίζεται από το βήμα 3.α3 της εναλλακτικής  ροής 1.</w:t>
-      </w:r>
-    </w:p>
-    <w:p>
-      <w:pPr>
-        <w:pStyle w:val="Standard"/>
-      </w:pPr>
-    </w:p>
-    <w:p>
-      <w:pPr>
-        <w:pStyle w:val="Standard"/>
-      </w:pPr>
-      <w:r>
         <w:rPr>
           <w:b/>
           <w:bCs/>
           <w:u w:val="single"/>
         </w:rPr>
+      </w:pPr>
+    </w:p>
+    <w:p>
+      <w:pPr>
+        <w:pStyle w:val="Standard"/>
+      </w:pPr>
+      <w:r>
+        <w:tab/>
+        <w:t xml:space="preserve">5.β.1 Ο χρήστης στο πεδίο payers επιλέγει το “(+)” προκειμένου να προσθέσει ακόμα 1 </w:t>
+      </w:r>
+      <w:r>
+        <w:tab/>
+        <w:t>συγκάτοικο με τον οποίο θα μοιραστεί τον λογαριασμό.</w:t>
+      </w:r>
+    </w:p>
+    <w:p>
+      <w:pPr>
+        <w:pStyle w:val="Standard"/>
+      </w:pPr>
+      <w:r>
+        <w:tab/>
+        <w:t xml:space="preserve">5.β.2 Το σύστημα εμφανίζει ακόμα ένα </w:t>
+      </w:r>
+      <w:r>
+        <w:t>κουμπί “Add a roommate”.</w:t>
+      </w:r>
+    </w:p>
+    <w:p>
+      <w:pPr>
+        <w:pStyle w:val="Standard"/>
+      </w:pPr>
+      <w:r>
+        <w:tab/>
+        <w:t xml:space="preserve">5.β.2 Ο χρήστης μέσω των κουμπιών“Add a roommate” (τα οποία είναι τώρα 2), επιλέγει με </w:t>
+      </w:r>
+      <w:r>
+        <w:tab/>
+        <w:t xml:space="preserve">ποιους </w:t>
+      </w:r>
+      <w:r>
+        <w:tab/>
+        <w:t xml:space="preserve">συγκατοίκους θα μοιραστεί τον επιλεγμένο λογαριασμό, και η περίπτωση χρήσης </w:t>
+      </w:r>
+      <w:r>
+        <w:tab/>
+        <w:t>συνεχίζεται από το βήμα 5.α3 της εναλλακτικής  ροής 1 (με</w:t>
+      </w:r>
+      <w:r>
+        <w:t xml:space="preserve"> 2 συγκατοίκους αντί για 1).</w:t>
+      </w:r>
+    </w:p>
+    <w:p>
+      <w:pPr>
+        <w:pStyle w:val="Standard"/>
+      </w:pPr>
+    </w:p>
+    <w:p>
+      <w:pPr>
+        <w:pStyle w:val="Standard"/>
+      </w:pPr>
+      <w:r>
+        <w:rPr>
+          <w:b/>
+          <w:bCs/>
+          <w:u w:val="single"/>
+        </w:rPr>
         <w:t>Εναλλακτική Ροή 3:</w:t>
       </w:r>
     </w:p>
@@ -461,10 +671,109 @@
     <w:p>
       <w:pPr>
         <w:pStyle w:val="Standard"/>
+      </w:pPr>
+      <w:r>
+        <w:tab/>
+        <w:t>5.γ.1 Ο χρήστης δεν συμπληρώνει κάποιο πεδίο/α και  επιλέγει το κουμπί “create”.</w:t>
+      </w:r>
+    </w:p>
+    <w:p>
+      <w:pPr>
+        <w:pStyle w:val="Standard"/>
+      </w:pPr>
+      <w:r>
+        <w:tab/>
+        <w:t xml:space="preserve">5.γ.2 Το σύστημα  βγάζει μύνημα “error: all fields must be filled” και παραμένει στο </w:t>
+      </w:r>
+      <w:r>
+        <w:tab/>
+        <w:t>παράθυρο “new bill”.</w:t>
+      </w:r>
+    </w:p>
+    <w:p>
+      <w:pPr>
+        <w:pStyle w:val="Standard"/>
+      </w:pPr>
+    </w:p>
+    <w:p>
+      <w:pPr>
+        <w:pStyle w:val="Standard"/>
+      </w:pPr>
+      <w:r>
+        <w:rPr>
+          <w:b/>
+          <w:bCs/>
+          <w:u w:val="single"/>
+        </w:rPr>
+        <w:t>Εναλλακτική Ροή</w:t>
+      </w:r>
+      <w:r>
+        <w:rPr>
+          <w:b/>
+          <w:bCs/>
+          <w:u w:val="single"/>
+        </w:rPr>
+        <w:t xml:space="preserve"> 4:</w:t>
+      </w:r>
+    </w:p>
+    <w:p>
+      <w:pPr>
+        <w:pStyle w:val="Standard"/>
+      </w:pPr>
+    </w:p>
+    <w:p>
+      <w:pPr>
+        <w:pStyle w:val="Standard"/>
+      </w:pPr>
+      <w:r>
+        <w:tab/>
+        <w:t>6.α.1 Ο χρήστης επιλέγει το κουμπί “cancel”.</w:t>
+      </w:r>
+    </w:p>
+    <w:p>
+      <w:pPr>
+        <w:pStyle w:val="Standard"/>
+      </w:pPr>
+      <w:r>
+        <w:tab/>
+        <w:t>6.a.2 Το σύστημα  τερματίζει την διαδικασία προσθήκης νέου λογαριασμού.</w:t>
+      </w:r>
+    </w:p>
+    <w:p>
+      <w:pPr>
+        <w:pStyle w:val="Standard"/>
+      </w:pPr>
+    </w:p>
+    <w:p>
+      <w:pPr>
+        <w:pStyle w:val="Standard"/>
+      </w:pPr>
+      <w:r>
+        <w:rPr>
+          <w:b/>
+          <w:bCs/>
+          <w:u w:val="single"/>
+        </w:rPr>
+        <w:t>Εναλλακτική Ροή 5:</w:t>
+      </w:r>
+    </w:p>
+    <w:p>
+      <w:pPr>
+        <w:pStyle w:val="Standard"/>
+        <w:rPr>
+          <w:b/>
+          <w:bCs/>
+          <w:u w:val="single"/>
+        </w:rPr>
+      </w:pPr>
+    </w:p>
+    <w:p>
+      <w:pPr>
+        <w:pStyle w:val="Standard"/>
         <w:ind w:firstLine="720"/>
       </w:pPr>
       <w:r>
-        <w:t>6.α.1 Στο παράθυρο “</w:t>
+        <w:t>11.α.1 Στο παράθυρο “</w:t>
       </w:r>
       <w:r>
         <w:t>CONFRIRM</w:t>
@@ -491,19 +800,19 @@
         <w:ind w:left="720"/>
       </w:pPr>
       <w:r>
-        <w:t xml:space="preserve">6.α.2 Το σύστημα κλείνει το αναδυόμενο παράθυρο χωρίς να </w:t>
-      </w:r>
-      <w:r>
-        <w:t>πραγματοποιήσει καμία πληρωμή.</w:t>
-      </w:r>
-    </w:p>
-    <w:p>
-      <w:pPr>
-        <w:pStyle w:val="Standard"/>
-      </w:pPr>
-      <w:r>
-        <w:tab/>
-        <w:t>6.α.3 Ο  χρήστης επιστρέφει στην αρχική οθόνη των “</w:t>
+        <w:t>11.α.2 Το σύστημα κλείνει το αναδυόμενο πα</w:t>
+      </w:r>
+      <w:r>
+        <w:t>ράθυρο χωρίς να πραγματοποιήσει καμία πληρωμή.</w:t>
+      </w:r>
+    </w:p>
+    <w:p>
+      <w:pPr>
+        <w:pStyle w:val="Standard"/>
+      </w:pPr>
+      <w:r>
+        <w:tab/>
+        <w:t>11.α.3 Ο  χρήστης επιστρέφει στην αρχική οθόνη των “</w:t>
       </w:r>
       <w:r>
         <w:t>Finances</w:t>
@@ -554,6 +863,23 @@
       <w:pPr>
         <w:pStyle w:val="ListParagraph"/>
         <w:ind w:left="0"/>
+        <w:rPr>
+          <w:sz w:val="28"/>
+          <w:szCs w:val="28"/>
+          <w:u w:val="single"/>
+          <w:lang w:val="el-GR"/>
+        </w:rPr>
+      </w:pPr>
+    </w:p>
+    <w:p>
+      <w:pPr>
+        <w:pStyle w:val="Standard"/>
+        <w:rPr>
+          <w:sz w:val="28"/>
+          <w:szCs w:val="28"/>
+          <w:u w:val="single"/>
+          <w:lang w:val="el-GR"/>
+        </w:rPr>
       </w:pPr>
     </w:p>
     <w:p>
@@ -561,13 +887,518 @@
         <w:pStyle w:val="ListParagraph"/>
         <w:ind w:left="0"/>
       </w:pPr>
+      <w:r>
+        <w:t xml:space="preserve"> </w:t>
+      </w:r>
+      <w:r>
+        <w:tab/>
+        <w:t xml:space="preserve">1.Ο χρήστης εισέρχεται </w:t>
+      </w:r>
+      <w:r>
+        <w:t>στην εφαρμογή και μεταβαίνει στο “</w:t>
+      </w:r>
+      <w:r>
+        <w:t>Home issue report</w:t>
+      </w:r>
+      <w:r>
+        <w:t>”.</w:t>
+      </w:r>
+    </w:p>
+    <w:p>
+      <w:pPr>
+        <w:pStyle w:val="ListParagraph"/>
+        <w:ind w:left="0"/>
+      </w:pPr>
+      <w:r>
+        <w:t xml:space="preserve"> </w:t>
+      </w:r>
+      <w:r>
+        <w:tab/>
+        <w:t xml:space="preserve">2.Το σύστημα εμφανίζει το </w:t>
+      </w:r>
+      <w:r>
+        <w:rPr>
+          <w:lang w:val="el-GR"/>
+        </w:rPr>
+        <w:t>“Pending issues”, “Issues history”</w:t>
+      </w:r>
+      <w:r>
+        <w:t xml:space="preserve"> ,το κουμπί “Create new issue” </w:t>
+      </w:r>
+      <w:r>
+        <w:tab/>
+        <w:t>και το κουμπί “Schedule technician”.</w:t>
+      </w:r>
+    </w:p>
+    <w:p>
+      <w:pPr>
+        <w:pStyle w:val="ListParagraph"/>
+        <w:ind w:left="0"/>
+      </w:pPr>
+      <w:r>
+        <w:t xml:space="preserve"> </w:t>
+      </w:r>
+      <w:r>
+        <w:tab/>
+        <w:t>3. Ο χρήστης επιλέγει το κουμπί “Create new issue”.</w:t>
+      </w:r>
+    </w:p>
+    <w:p>
+      <w:pPr>
+        <w:pStyle w:val="ListParagraph"/>
+        <w:ind w:left="0"/>
+      </w:pPr>
+      <w:r>
+        <w:t xml:space="preserve"> </w:t>
+      </w:r>
+      <w:r>
+        <w:tab/>
+        <w:t>4. Το σύστημα ε</w:t>
+      </w:r>
+      <w:r>
+        <w:t>μφανίζει ένα παράθυρο “New issue”</w:t>
+      </w:r>
+    </w:p>
+    <w:p>
+      <w:pPr>
+        <w:pStyle w:val="ListParagraph"/>
+        <w:ind w:left="0"/>
+      </w:pPr>
+      <w:r>
+        <w:t xml:space="preserve"> </w:t>
+      </w:r>
+      <w:r>
+        <w:tab/>
+        <w:t xml:space="preserve">5. O χρήστης συμπληρώνει το πεδίο type, δεν προσθέτει κάποιον συγκάτοικο στο πεδίο </w:t>
+      </w:r>
+      <w:r>
+        <w:tab/>
+        <w:t xml:space="preserve">Payers (μέσω του κουμπιού “Add roommate”) και συμπληρώνει και τα πεδία reported by </w:t>
+      </w:r>
+      <w:r>
+        <w:tab/>
+        <w:t>και date.</w:t>
+      </w:r>
+    </w:p>
+    <w:p>
+      <w:pPr>
+        <w:pStyle w:val="ListParagraph"/>
+        <w:ind w:left="0"/>
+      </w:pPr>
+      <w:r>
+        <w:t xml:space="preserve"> </w:t>
+      </w:r>
+      <w:r>
+        <w:tab/>
+        <w:t>6. Ο χρήστης προσθέτει τον λογαριασμό μ</w:t>
+      </w:r>
+      <w:r>
+        <w:t>έσω του κουμπιού “create”.</w:t>
+      </w:r>
+    </w:p>
+    <w:p>
+      <w:pPr>
+        <w:pStyle w:val="ListParagraph"/>
+        <w:ind w:left="0"/>
+      </w:pPr>
+      <w:r>
+        <w:t xml:space="preserve"> </w:t>
+      </w:r>
+      <w:r>
+        <w:tab/>
+        <w:t>7. To σύστημα επιστρέφει στο “</w:t>
+      </w:r>
+      <w:r>
+        <w:t>Home issue report</w:t>
+      </w:r>
+      <w:r>
+        <w:t xml:space="preserve">” και εμφανίζει την νέα βλάβη με τα </w:t>
+      </w:r>
+      <w:r>
+        <w:tab/>
+        <w:t>στοιχεία της στην ενότητα “</w:t>
+      </w:r>
+      <w:r>
+        <w:rPr>
+          <w:lang w:val="el-GR"/>
+        </w:rPr>
+        <w:t>Pending issues</w:t>
+      </w:r>
+      <w:r>
+        <w:t>”.</w:t>
+      </w:r>
+    </w:p>
+    <w:p>
+      <w:pPr>
+        <w:pStyle w:val="ListParagraph"/>
+        <w:ind w:left="0"/>
+      </w:pPr>
+      <w:r>
+        <w:t xml:space="preserve"> </w:t>
+      </w:r>
+      <w:r>
+        <w:tab/>
+        <w:t>8. Ο χρήστης επιλέγει το κουμπί “Schedule technician”.</w:t>
+      </w:r>
+    </w:p>
+    <w:p>
+      <w:pPr>
+        <w:pStyle w:val="ListParagraph"/>
+        <w:ind w:left="0"/>
+      </w:pPr>
+      <w:r>
+        <w:t xml:space="preserve"> </w:t>
+      </w:r>
+      <w:r>
+        <w:tab/>
+        <w:t>9. Το σύστημα εμφανίζει ένα παράθυρο “Ne</w:t>
+      </w:r>
+      <w:r>
+        <w:t>w schedule”</w:t>
+      </w:r>
+    </w:p>
+    <w:p>
+      <w:pPr>
+        <w:pStyle w:val="ListParagraph"/>
+        <w:ind w:left="0"/>
+      </w:pPr>
+      <w:r>
+        <w:t xml:space="preserve"> </w:t>
+      </w:r>
+      <w:r>
+        <w:tab/>
+        <w:t>10. O χρήστης συμπληρώνει τα πεδία date και time.</w:t>
+      </w:r>
+    </w:p>
+    <w:p>
+      <w:pPr>
+        <w:pStyle w:val="ListParagraph"/>
+        <w:ind w:left="0"/>
+      </w:pPr>
+      <w:r>
+        <w:t xml:space="preserve"> </w:t>
+      </w:r>
+      <w:r>
+        <w:tab/>
+        <w:t>11. Ο χρήστης επιλέγει το κουμπί  “add”.</w:t>
+      </w:r>
+    </w:p>
+    <w:p>
+      <w:pPr>
+        <w:pStyle w:val="ListParagraph"/>
+        <w:ind w:left="0"/>
+      </w:pPr>
+      <w:r>
+        <w:t xml:space="preserve"> </w:t>
+      </w:r>
+      <w:r>
+        <w:tab/>
+        <w:t>12. To σύστημα επιστρέφει στο “</w:t>
+      </w:r>
+      <w:r>
+        <w:t>Home issue report</w:t>
+      </w:r>
+      <w:r>
+        <w:t xml:space="preserve">” και προθέτει την επίσκεψη του </w:t>
+      </w:r>
+      <w:r>
+        <w:tab/>
+        <w:t xml:space="preserve">τεχνικού στην </w:t>
+      </w:r>
+      <w:r>
+        <w:tab/>
+        <w:t>κατάλληλη μέρα στο ημερολόογιο.</w:t>
+      </w:r>
+    </w:p>
+    <w:p>
+      <w:pPr>
+        <w:pStyle w:val="ListParagraph"/>
+        <w:ind w:left="0"/>
+      </w:pPr>
+      <w:r>
+        <w:t xml:space="preserve"> </w:t>
+      </w:r>
+      <w:r>
+        <w:tab/>
+        <w:t xml:space="preserve"> 13. Ο χρήστης π</w:t>
+      </w:r>
+      <w:r>
+        <w:t>εριηγείται στην ενότητα “</w:t>
+      </w:r>
+      <w:r>
+        <w:rPr>
+          <w:lang w:val="el-GR"/>
+        </w:rPr>
+        <w:t>Pending issues</w:t>
+      </w:r>
       <w:r>
         <w:rPr>
           <w:sz w:val="28"/>
           <w:szCs w:val="28"/>
           <w:lang w:val="el-GR"/>
         </w:rPr>
-        <w:t xml:space="preserve"> </w:t>
+        <w:t>”</w:t>
+      </w:r>
+      <w:r>
+        <w:t>.</w:t>
+      </w:r>
+    </w:p>
+    <w:p>
+      <w:pPr>
+        <w:pStyle w:val="ListParagraph"/>
+        <w:ind w:left="0"/>
+      </w:pPr>
+      <w:r>
+        <w:t xml:space="preserve"> </w:t>
+      </w:r>
+      <w:r>
+        <w:tab/>
+        <w:t xml:space="preserve"> 14. Ο χρήστης επιλέγει τον λογαριασμό και πατάει το “</w:t>
+      </w:r>
+      <w:r>
+        <w:t>Pay selected issue fee</w:t>
+      </w:r>
+      <w:r>
+        <w:t>”.</w:t>
+      </w:r>
+    </w:p>
+    <w:p>
+      <w:pPr>
+        <w:pStyle w:val="ListParagraph"/>
+      </w:pPr>
+      <w:r>
+        <w:t>15.. Το σύστημα εμφανίζει ένα παράθυρο επιβεβαίωσης.</w:t>
+      </w:r>
+    </w:p>
+    <w:p>
+      <w:pPr>
+        <w:pStyle w:val="ListParagraph"/>
+      </w:pPr>
+      <w:r>
+        <w:t>16. Ο χρήστης επιβεβαιώνει την πληρωμή πατώντας “</w:t>
+      </w:r>
+      <w:r>
+        <w:t>CONFIRM</w:t>
+      </w:r>
+      <w:r>
+        <w:t xml:space="preserve"> </w:t>
+      </w:r>
+      <w:r>
+        <w:t>TRAΝSACTION</w:t>
+      </w:r>
+      <w:r>
+        <w:t>”.</w:t>
+      </w:r>
+    </w:p>
+    <w:p>
+      <w:pPr>
+        <w:pStyle w:val="ListParagraph"/>
+      </w:pPr>
+      <w:r>
+        <w:t>17. Το σύ</w:t>
+      </w:r>
+      <w:r>
+        <w:t>στημα καταγράφει τη πληρωμή και μεταφέρει την βλάβη στην ενότητα “</w:t>
+      </w:r>
+      <w:r>
+        <w:rPr>
+          <w:lang w:val="el-GR"/>
+        </w:rPr>
+        <w:t xml:space="preserve">Issues history” </w:t>
+      </w:r>
+      <w:r>
+        <w:t>καταγράφοντας τα στοιχεία της και την ημερομηνία επισκευής .</w:t>
+      </w:r>
+    </w:p>
+    <w:p>
+      <w:pPr>
+        <w:pStyle w:val="ListParagraph"/>
+      </w:pPr>
+    </w:p>
+    <w:p>
+      <w:pPr>
+        <w:pStyle w:val="ListParagraph"/>
+      </w:pPr>
+    </w:p>
+    <w:p>
+      <w:pPr>
+        <w:pStyle w:val="ListParagraph"/>
+      </w:pPr>
+    </w:p>
+    <w:p>
+      <w:pPr>
+        <w:pStyle w:val="Standard"/>
+        <w:rPr>
+          <w:b/>
+          <w:bCs/>
+          <w:u w:val="single"/>
+        </w:rPr>
+      </w:pPr>
+      <w:r>
+        <w:rPr>
+          <w:b/>
+          <w:bCs/>
+          <w:u w:val="single"/>
+        </w:rPr>
+        <w:t>Εναλλακτική Ρόη 1:</w:t>
+      </w:r>
+    </w:p>
+    <w:p>
+      <w:pPr>
+        <w:pStyle w:val="Standard"/>
+        <w:rPr>
+          <w:b/>
+          <w:bCs/>
+        </w:rPr>
+      </w:pPr>
+    </w:p>
+    <w:p>
+      <w:pPr>
+        <w:pStyle w:val="Standard"/>
+      </w:pPr>
+      <w:r>
+        <w:rPr>
+          <w:b/>
+          <w:bCs/>
+        </w:rPr>
+        <w:tab/>
+        <w:t>5</w:t>
+      </w:r>
+      <w:r>
+        <w:t xml:space="preserve">α.1 Ο χρήστης στο πεδίο payers, μέσω του κουμπιού “Add a roommate” επιλέγει με ποιον </w:t>
+      </w:r>
+      <w:r>
+        <w:tab/>
+        <w:t>συ</w:t>
+      </w:r>
+      <w:r>
+        <w:t>γκάτοικο θα μοιραστεί τον επιλεγμένο λογαριασμό.</w:t>
+      </w:r>
+    </w:p>
+    <w:p>
+      <w:pPr>
+        <w:pStyle w:val="Standard"/>
+      </w:pPr>
+      <w:r>
+        <w:tab/>
+        <w:t>5.α.2 Ο χρήστης συμπληρώνει τα υπόλοιπα πεδία και επιλέγει το κουμπί “create”</w:t>
+      </w:r>
+    </w:p>
+    <w:p>
+      <w:pPr>
+        <w:pStyle w:val="Standard"/>
+      </w:pPr>
+      <w:r>
+        <w:tab/>
+        <w:t>5.α.3</w:t>
+      </w:r>
+      <w:r>
+        <w:t xml:space="preserve"> Το σύστημα στέλνει στον συγκάτοικο που επιλέχθηκε ειδοποίηση με το αίτημα.</w:t>
+      </w:r>
+    </w:p>
+    <w:p>
+      <w:pPr>
+        <w:pStyle w:val="Standard"/>
+      </w:pPr>
+      <w:r>
+        <w:tab/>
+        <w:t>5.α.4 Ο χρήστης αποδέχεται το αίτημα</w:t>
+      </w:r>
+    </w:p>
+    <w:p>
+      <w:pPr>
+        <w:pStyle w:val="Standard"/>
+      </w:pPr>
+      <w:r>
+        <w:tab/>
+        <w:t>5.α.5 To σύστημα επιστρέφει στο “</w:t>
+      </w:r>
+      <w:r>
+        <w:t>Home issue report</w:t>
+      </w:r>
+      <w:r>
+        <w:t xml:space="preserve">” και εμφανίζει τον νέο λογαριασμό με </w:t>
+      </w:r>
+      <w:r>
+        <w:tab/>
+        <w:t xml:space="preserve">τα στοιχεία του στην ενότητα “ </w:t>
+      </w:r>
+      <w:r>
+        <w:rPr>
+          <w:lang w:val="el-GR"/>
+        </w:rPr>
+        <w:t>Pending issues</w:t>
+      </w:r>
+      <w:r>
+        <w:t>”.</w:t>
+      </w:r>
+    </w:p>
+    <w:p>
+      <w:pPr>
+        <w:pStyle w:val="Standard"/>
+      </w:pPr>
+      <w:r>
+        <w:tab/>
+        <w:t>5.</w:t>
+      </w:r>
+      <w:r>
+        <w:t>α6 Ο χρήστης επιλέγει το κουμπί “Schedule technician”.</w:t>
+      </w:r>
+    </w:p>
+    <w:p>
+      <w:pPr>
+        <w:pStyle w:val="ListParagraph"/>
+        <w:ind w:left="0"/>
+      </w:pPr>
+      <w:r>
+        <w:t xml:space="preserve"> </w:t>
+      </w:r>
+      <w:r>
+        <w:tab/>
+        <w:t>5.α.7. Το σύστημα εμφανίζει ένα παράθυρο “New schedule”</w:t>
+      </w:r>
+    </w:p>
+    <w:p>
+      <w:pPr>
+        <w:pStyle w:val="ListParagraph"/>
+        <w:ind w:left="0"/>
+      </w:pPr>
+      <w:r>
+        <w:t xml:space="preserve"> </w:t>
+      </w:r>
+      <w:r>
+        <w:tab/>
+        <w:t>5.α.8. O χρήστης συμπληρώνει τα πεδία date και time.</w:t>
+      </w:r>
+    </w:p>
+    <w:p>
+      <w:pPr>
+        <w:pStyle w:val="Standard"/>
+      </w:pPr>
+      <w:r>
+        <w:t xml:space="preserve"> </w:t>
+      </w:r>
+      <w:r>
+        <w:tab/>
+        <w:t>5.α.9. Ο χρήστης επιλέγει το κουμπί  “add”.</w:t>
+      </w:r>
+    </w:p>
+    <w:p>
+      <w:pPr>
+        <w:pStyle w:val="Standard"/>
+      </w:pPr>
+      <w:r>
+        <w:tab/>
+        <w:t>5.α.10 Ο χρήστης περιηγείται στην ενότητα “</w:t>
+      </w:r>
+      <w:r>
+        <w:t xml:space="preserve"> </w:t>
+      </w:r>
+      <w:r>
+        <w:rPr>
+          <w:lang w:val="el-GR"/>
+        </w:rPr>
+        <w:t>Pending issues</w:t>
       </w:r>
       <w:r>
         <w:rPr>
@@ -575,19 +1406,495 @@
           <w:szCs w:val="28"/>
           <w:lang w:val="el-GR"/>
         </w:rPr>
-        <w:tab/>
+        <w:t>”</w:t>
+      </w:r>
+      <w:r>
+        <w:t>.</w:t>
+      </w:r>
+    </w:p>
+    <w:p>
+      <w:pPr>
+        <w:pStyle w:val="Standard"/>
+      </w:pPr>
+      <w:r>
+        <w:tab/>
+        <w:t>5.α.11 Ο χρήστης επιλέγει τον λογαριασμό και πατάει το “</w:t>
+      </w:r>
+      <w:r>
+        <w:t xml:space="preserve">Pay selected issue fee </w:t>
+      </w:r>
+      <w:r>
+        <w:t>”.</w:t>
+      </w:r>
+    </w:p>
+    <w:p>
+      <w:pPr>
+        <w:pStyle w:val="Standard"/>
+      </w:pPr>
+      <w:r>
+        <w:tab/>
+        <w:t xml:space="preserve">5.α.12 </w:t>
+      </w:r>
+      <w:r>
+        <w:t xml:space="preserve">Το σύστημα εμφανίζει ένα παράθυρο </w:t>
+      </w:r>
+      <w:r>
+        <w:tab/>
+        <w:t xml:space="preserve">επιβεβαίωσης </w:t>
+      </w:r>
+      <w:r>
+        <w:tab/>
+        <w:t>και στους 2 χρήστες.</w:t>
+      </w:r>
+    </w:p>
+    <w:p>
+      <w:pPr>
+        <w:pStyle w:val="ListParagraph"/>
+        <w:ind w:left="0"/>
+      </w:pPr>
+      <w:r>
+        <w:t xml:space="preserve">            5.α.13 Οι χρήστες επιβεβαιώνουν την πληρωμή πατώντας “</w:t>
+      </w:r>
+      <w:r>
+        <w:t>CONFIRM</w:t>
+      </w:r>
+      <w:r>
+        <w:t xml:space="preserve"> </w:t>
+      </w:r>
+      <w:r>
+        <w:t>TRAΝSACTION</w:t>
+      </w:r>
+      <w:r>
+        <w:t>”.</w:t>
+      </w:r>
+    </w:p>
+    <w:p>
+      <w:pPr>
+        <w:pStyle w:val="Standard"/>
+      </w:pPr>
+      <w:r>
+        <w:t xml:space="preserve"> </w:t>
+      </w:r>
+      <w:r>
+        <w:tab/>
+        <w:t xml:space="preserve">5.α.114 Το σύστημα καταγράφει τη πληρωμή και μεταφέρει τον λογαριασμό στην ενότητα </w:t>
+      </w:r>
+      <w:r>
+        <w:tab/>
+        <w:t>“</w:t>
       </w:r>
       <w:r>
         <w:rPr>
           <w:lang w:val="el-GR"/>
         </w:rPr>
-        <w:t>1. Ο χρήστης εισέρχεται στην εφαρμογή και</w:t>
+        <w:t>Issues hist</w:t>
       </w:r>
       <w:r>
         <w:rPr>
           <w:lang w:val="el-GR"/>
         </w:rPr>
-        <w:t xml:space="preserve"> μεταβαίνει στο “</w:t>
+        <w:t>ory</w:t>
+      </w:r>
+      <w:r>
+        <w:t>” καταγράφοντας τα στοιχεία της και την ημερομηνία επισκευής .</w:t>
+      </w:r>
+    </w:p>
+    <w:p>
+      <w:pPr>
+        <w:pStyle w:val="Standard"/>
+      </w:pPr>
+    </w:p>
+    <w:p>
+      <w:pPr>
+        <w:pStyle w:val="Standard"/>
+      </w:pPr>
+      <w:r>
+        <w:rPr>
+          <w:b/>
+          <w:bCs/>
+          <w:u w:val="single"/>
+        </w:rPr>
+        <w:t>Εναλλακτική Ροή 1.2:</w:t>
+      </w:r>
+    </w:p>
+    <w:p>
+      <w:pPr>
+        <w:pStyle w:val="Standard"/>
+      </w:pPr>
+      <w:r>
+        <w:tab/>
+        <w:t>(5.α.4)α.1 Ο χρήστης δεν αποδέχεται το αίτημα.</w:t>
+      </w:r>
+    </w:p>
+    <w:p>
+      <w:pPr>
+        <w:pStyle w:val="Standard"/>
+      </w:pPr>
+      <w:r>
+        <w:tab/>
+        <w:t xml:space="preserve">(5.α.4)α.2 Το σύστημα ειδοποιεί τον χρήστη πως ο συγκάτοικος δεν αποδέχτηκε το </w:t>
+      </w:r>
+      <w:r>
+        <w:tab/>
+        <w:t>αίτημα και τερματίζει την διαδικασία πρ</w:t>
+      </w:r>
+      <w:r>
+        <w:t>οσθήκης νέας βλάβης.</w:t>
+      </w:r>
+    </w:p>
+    <w:p>
+      <w:pPr>
+        <w:pStyle w:val="Standard"/>
+      </w:pPr>
+    </w:p>
+    <w:p>
+      <w:pPr>
+        <w:pStyle w:val="Standard"/>
+      </w:pPr>
+      <w:r>
+        <w:rPr>
+          <w:b/>
+          <w:bCs/>
+          <w:u w:val="single"/>
+        </w:rPr>
+        <w:t>Εναλλακτική Ροή 1.3:</w:t>
+      </w:r>
+    </w:p>
+    <w:p>
+      <w:pPr>
+        <w:pStyle w:val="Standard"/>
+      </w:pPr>
+    </w:p>
+    <w:p>
+      <w:pPr>
+        <w:pStyle w:val="Standard"/>
+      </w:pPr>
+      <w:r>
+        <w:tab/>
+        <w:t>(5.α.13)α.1 Ο χρήστης (συγκάτοικος) δεν εππιβεβαιώνει  την πληρωμή .</w:t>
+      </w:r>
+    </w:p>
+    <w:p>
+      <w:pPr>
+        <w:pStyle w:val="Standard"/>
+      </w:pPr>
+      <w:r>
+        <w:tab/>
+        <w:t xml:space="preserve">(5.α.13)α.2 Το σύστημα ειδοποιεί τον χρήστη πως ο συγκάτοικος δεν αποδέχτηκε την </w:t>
+      </w:r>
+      <w:r>
+        <w:tab/>
+        <w:t>πληρωμή και η πληρωμή των εξόδων της βλάβης τερματίζεται.</w:t>
+      </w:r>
+    </w:p>
+    <w:p>
+      <w:pPr>
+        <w:pStyle w:val="Standard"/>
+      </w:pPr>
+    </w:p>
+    <w:p>
+      <w:pPr>
+        <w:pStyle w:val="Standard"/>
+        <w:rPr>
+          <w:b/>
+          <w:bCs/>
+        </w:rPr>
+      </w:pPr>
+      <w:r>
+        <w:rPr>
+          <w:b/>
+          <w:bCs/>
+        </w:rPr>
+        <w:tab/>
+      </w:r>
+    </w:p>
+    <w:p>
+      <w:pPr>
+        <w:pStyle w:val="Standard"/>
+      </w:pPr>
+      <w:r>
+        <w:rPr>
+          <w:b/>
+          <w:bCs/>
+          <w:u w:val="single"/>
+        </w:rPr>
+        <w:t>Εναλλακτική Ροή 2:</w:t>
+      </w:r>
+    </w:p>
+    <w:p>
+      <w:pPr>
+        <w:pStyle w:val="Standard"/>
+        <w:rPr>
+          <w:b/>
+          <w:bCs/>
+          <w:u w:val="single"/>
+        </w:rPr>
+      </w:pPr>
+    </w:p>
+    <w:p>
+      <w:pPr>
+        <w:pStyle w:val="Standard"/>
+      </w:pPr>
+      <w:r>
+        <w:tab/>
+        <w:t xml:space="preserve">5.β.1 Ο χρήστης στο πεδίο payers επιλέγει το “(+)” προκειμένου να προσθέσει ακόμα 1 </w:t>
+      </w:r>
+      <w:r>
+        <w:tab/>
+        <w:t>συγκάτοικο με τον οποίο θα μοιραστεί τα έξοδα της βλάβης.</w:t>
+      </w:r>
+    </w:p>
+    <w:p>
+      <w:pPr>
+        <w:pStyle w:val="Standard"/>
+      </w:pPr>
+      <w:r>
+        <w:tab/>
+        <w:t>5.β.2 Το σύστημα εμφανίζει ακόμα ένα κουμπί “Add a roommate”.</w:t>
+      </w:r>
+    </w:p>
+    <w:p>
+      <w:pPr>
+        <w:pStyle w:val="Standard"/>
+      </w:pPr>
+      <w:r>
+        <w:tab/>
+        <w:t>5.β.2 Ο χρήστης μέσω των</w:t>
+      </w:r>
+      <w:r>
+        <w:t xml:space="preserve"> κουμπιών“Add a roommate” (τα οποία είναι τώρα 2), επιλέγει με </w:t>
+      </w:r>
+      <w:r>
+        <w:tab/>
+        <w:t xml:space="preserve">ποιους </w:t>
+      </w:r>
+      <w:r>
+        <w:tab/>
+        <w:t xml:space="preserve">συγκατοίκους θα μοιραστεί τον επιλεγμένη βλάβη, και η περίπτωση χρήσης </w:t>
+      </w:r>
+      <w:r>
+        <w:tab/>
+        <w:t>συνεχίζεται από το βήμα 5.α3 της εναλλακτικής  ροής 1 (με 2 συγκατοίκους αντί για 1).</w:t>
+      </w:r>
+    </w:p>
+    <w:p>
+      <w:pPr>
+        <w:pStyle w:val="Standard"/>
+      </w:pPr>
+    </w:p>
+    <w:p>
+      <w:pPr>
+        <w:pStyle w:val="Standard"/>
+      </w:pPr>
+      <w:r>
+        <w:rPr>
+          <w:b/>
+          <w:bCs/>
+          <w:u w:val="single"/>
+        </w:rPr>
+        <w:t>Εναλλακτική Ροή 3:</w:t>
+      </w:r>
+    </w:p>
+    <w:p>
+      <w:pPr>
+        <w:pStyle w:val="Standard"/>
+      </w:pPr>
+    </w:p>
+    <w:p>
+      <w:pPr>
+        <w:pStyle w:val="Standard"/>
+      </w:pPr>
+      <w:r>
+        <w:tab/>
+        <w:t>5.γ.</w:t>
+      </w:r>
+      <w:r>
+        <w:t>1 Ο χρήστης δεν συμπληρώνει κάποιο πεδίο/α και  επιλέγει το κουμπί “create”.</w:t>
+      </w:r>
+    </w:p>
+    <w:p>
+      <w:pPr>
+        <w:pStyle w:val="Standard"/>
+      </w:pPr>
+      <w:r>
+        <w:tab/>
+        <w:t xml:space="preserve">5.γ.2 Το σύστημα  βγάζει μύνημα “error: all fields must be filled” και παραμένει στο </w:t>
+      </w:r>
+      <w:r>
+        <w:tab/>
+        <w:t>παράθυρο “new issue”.</w:t>
+      </w:r>
+    </w:p>
+    <w:p>
+      <w:pPr>
+        <w:pStyle w:val="Standard"/>
+      </w:pPr>
+    </w:p>
+    <w:p>
+      <w:pPr>
+        <w:pStyle w:val="Standard"/>
+      </w:pPr>
+    </w:p>
+    <w:p>
+      <w:pPr>
+        <w:pStyle w:val="Standard"/>
+      </w:pPr>
+      <w:r>
+        <w:rPr>
+          <w:b/>
+          <w:bCs/>
+          <w:u w:val="single"/>
+        </w:rPr>
+        <w:t>Εναλλακτική Ροή 4:</w:t>
+      </w:r>
+    </w:p>
+    <w:p>
+      <w:pPr>
+        <w:pStyle w:val="Standard"/>
+      </w:pPr>
+    </w:p>
+    <w:p>
+      <w:pPr>
+        <w:pStyle w:val="Standard"/>
+      </w:pPr>
+      <w:r>
+        <w:tab/>
+        <w:t>6.α.1 Ο χρήστης επιλέγει το κουμπί “cancel”.</w:t>
+      </w:r>
+    </w:p>
+    <w:p>
+      <w:pPr>
+        <w:pStyle w:val="Standard"/>
+      </w:pPr>
+      <w:r>
+        <w:tab/>
+      </w:r>
+      <w:r>
+        <w:t>6.a.2 Το σύστημα  τερματίζει την διαδικασία προσθήκης νέας βλάβης.</w:t>
+      </w:r>
+    </w:p>
+    <w:p>
+      <w:pPr>
+        <w:pStyle w:val="Standard"/>
+      </w:pPr>
+    </w:p>
+    <w:p>
+      <w:pPr>
+        <w:pStyle w:val="Standard"/>
+      </w:pPr>
+      <w:r>
+        <w:rPr>
+          <w:b/>
+          <w:bCs/>
+          <w:u w:val="single"/>
+        </w:rPr>
+        <w:t>Εναλλακτική Ροή 5:</w:t>
+      </w:r>
+    </w:p>
+    <w:p>
+      <w:pPr>
+        <w:pStyle w:val="Standard"/>
+      </w:pPr>
+    </w:p>
+    <w:p>
+      <w:pPr>
+        <w:pStyle w:val="Standard"/>
+      </w:pPr>
+      <w:r>
+        <w:tab/>
+        <w:t>8.α.1 Ο χρήστης δεν συμπληρώνει κάποιο πεδίο/α και  επιλέγει το κουμπί “add”.</w:t>
+      </w:r>
+    </w:p>
+    <w:p>
+      <w:pPr>
+        <w:pStyle w:val="Standard"/>
+      </w:pPr>
+      <w:r>
+        <w:tab/>
+        <w:t xml:space="preserve">8.α.2 Το σύστημα  βγάζει μύνημα “error: all fields must be filled” και παραμένει στο </w:t>
+      </w:r>
+      <w:r>
+        <w:tab/>
+        <w:t>πα</w:t>
+      </w:r>
+      <w:r>
+        <w:t>ράθυρο “New schedule “.</w:t>
+      </w:r>
+    </w:p>
+    <w:p>
+      <w:pPr>
+        <w:pStyle w:val="Standard"/>
+      </w:pPr>
+    </w:p>
+    <w:p>
+      <w:pPr>
+        <w:pStyle w:val="Standard"/>
+      </w:pPr>
+      <w:r>
+        <w:rPr>
+          <w:b/>
+          <w:bCs/>
+          <w:u w:val="single"/>
+        </w:rPr>
+        <w:t>Εναλλακτική Ροή 6:</w:t>
+      </w:r>
+    </w:p>
+    <w:p>
+      <w:pPr>
+        <w:pStyle w:val="Standard"/>
+        <w:rPr>
+          <w:b/>
+          <w:bCs/>
+          <w:u w:val="single"/>
+        </w:rPr>
+      </w:pPr>
+    </w:p>
+    <w:p>
+      <w:pPr>
+        <w:pStyle w:val="Standard"/>
+        <w:ind w:firstLine="720"/>
+      </w:pPr>
+      <w:r>
+        <w:t>16.α.1 Στο παράθυρο “</w:t>
+      </w:r>
+      <w:r>
+        <w:t>CONFRIRM</w:t>
+      </w:r>
+      <w:r>
+        <w:t xml:space="preserve"> </w:t>
+      </w:r>
+      <w:r>
+        <w:t>TRANSACTION</w:t>
+      </w:r>
+      <w:r>
+        <w:t>”, ο χρήστης επιλέγει “</w:t>
+      </w:r>
+      <w:r>
+        <w:t>NO</w:t>
+      </w:r>
+      <w:r>
+        <w:t>”.</w:t>
+      </w:r>
+    </w:p>
+    <w:p>
+      <w:pPr>
+        <w:pStyle w:val="Standard"/>
+        <w:ind w:left="720"/>
+      </w:pPr>
+      <w:r>
+        <w:t>16.α.2 Το σύστημα κλείνει το αναδυόμενο παράθυρο χωρίς να πραγματοποιήσει καμία πληρωμή.</w:t>
+      </w:r>
+    </w:p>
+    <w:p>
+      <w:pPr>
+        <w:pStyle w:val="Standard"/>
+      </w:pPr>
+      <w:r>
+        <w:rPr>
+          <w:lang w:val="el-GR"/>
+        </w:rPr>
+        <w:tab/>
+        <w:t>16.α.3 Ο  χρήστης επιστρέφει στην αρχική οθόνη του “</w:t>
       </w:r>
       <w:r>
         <w:t>Home issue report</w:t>
@@ -596,626 +1903,32 @@
         <w:rPr>
           <w:lang w:val="el-GR"/>
         </w:rPr>
-        <w:t>”.</w:t>
-      </w:r>
-    </w:p>
-    <w:p>
-      <w:pPr>
-        <w:pStyle w:val="ListParagraph"/>
-        <w:ind w:left="0"/>
-      </w:pPr>
+        <w:t xml:space="preserve">” και η </w:t>
+      </w:r>
       <w:r>
         <w:rPr>
           <w:lang w:val="el-GR"/>
         </w:rPr>
-        <w:t xml:space="preserve"> </w:t>
+        <w:tab/>
+        <w:t xml:space="preserve">πληρωμή </w:t>
       </w:r>
       <w:r>
         <w:rPr>
           <w:lang w:val="el-GR"/>
         </w:rPr>
         <w:tab/>
-        <w:t>2. Το σύστημα εμφανίζει το “</w:t>
-      </w:r>
-      <w:r>
-        <w:t xml:space="preserve"> Add issue </w:t>
-      </w:r>
-      <w:r>
-        <w:rPr>
-          <w:lang w:val="el-GR"/>
-        </w:rPr>
-        <w:t xml:space="preserve">”, “Pending issues”, “Issues history” και την </w:t>
-      </w:r>
-      <w:r>
-        <w:rPr>
-          <w:lang w:val="el-GR"/>
-        </w:rPr>
-        <w:tab/>
-        <w:t>δυνατότητα να μοιραστεί τα έξοδα μιας επιλεγμένης βλάβης(issue fee).</w:t>
-      </w:r>
-    </w:p>
-    <w:p>
-      <w:pPr>
-        <w:pStyle w:val="ListParagraph"/>
-        <w:ind w:left="0"/>
-      </w:pPr>
-      <w:r>
-        <w:rPr>
-          <w:lang w:val="el-GR"/>
-        </w:rPr>
-        <w:t xml:space="preserve"> </w:t>
-      </w:r>
-      <w:r>
-        <w:rPr>
-          <w:lang w:val="el-GR"/>
-        </w:rPr>
-        <w:tab/>
-        <w:t>3. Ο χρήστης περιηγείται στην ενότητα “</w:t>
-      </w:r>
-      <w:r>
-        <w:t xml:space="preserve"> Add issue </w:t>
-      </w:r>
-      <w:r>
-        <w:rPr>
-          <w:lang w:val="el-GR"/>
-        </w:rPr>
-        <w:t>” και επιλ</w:t>
-      </w:r>
-      <w:r>
-        <w:rPr>
-          <w:lang w:val="el-GR"/>
-        </w:rPr>
-        <w:t>έγει το “ + “.</w:t>
-      </w:r>
-    </w:p>
-    <w:p>
-      <w:pPr>
-        <w:pStyle w:val="ListParagraph"/>
-        <w:ind w:left="0"/>
-      </w:pPr>
-      <w:r>
-        <w:rPr>
-          <w:lang w:val="el-GR"/>
-        </w:rPr>
-        <w:t xml:space="preserve"> </w:t>
-      </w:r>
-      <w:r>
-        <w:rPr>
-          <w:lang w:val="el-GR"/>
-        </w:rPr>
-        <w:tab/>
-        <w:t>4.  Το σύστημα εμφανίζει ένα παράθυρο συμπλήρωσης των στοιχείων της βλάβης.</w:t>
-      </w:r>
-    </w:p>
-    <w:p>
-      <w:pPr>
-        <w:pStyle w:val="ListParagraph"/>
-        <w:ind w:left="0"/>
-      </w:pPr>
-      <w:r>
-        <w:rPr>
-          <w:lang w:val="el-GR"/>
-        </w:rPr>
-        <w:t xml:space="preserve"> </w:t>
-      </w:r>
-      <w:r>
-        <w:rPr>
-          <w:lang w:val="el-GR"/>
-        </w:rPr>
-        <w:tab/>
-        <w:t>5. Ο χρήστης συμπληρώνει τα στοιχεία και επιλέγει το “Confrim”.</w:t>
-      </w:r>
-    </w:p>
-    <w:p>
-      <w:pPr>
-        <w:pStyle w:val="ListParagraph"/>
-        <w:ind w:left="0"/>
-      </w:pPr>
-      <w:r>
-        <w:rPr>
-          <w:lang w:val="el-GR"/>
-        </w:rPr>
-        <w:t xml:space="preserve"> </w:t>
-      </w:r>
-      <w:r>
-        <w:rPr>
-          <w:lang w:val="el-GR"/>
-        </w:rPr>
-        <w:tab/>
-        <w:t xml:space="preserve">6. Το σύστημα καταγράφει τη βλάβη(issue) μαζί με τα στοιχεία της στην </w:t>
-      </w:r>
-      <w:r>
-        <w:rPr>
-          <w:lang w:val="el-GR"/>
-        </w:rPr>
-        <w:tab/>
-        <w:t xml:space="preserve">ενότητα “Pending </w:t>
-      </w:r>
-      <w:r>
-        <w:rPr>
-          <w:lang w:val="el-GR"/>
-        </w:rPr>
-        <w:tab/>
-        <w:t>issues</w:t>
-      </w:r>
-      <w:r>
-        <w:rPr>
-          <w:lang w:val="el-GR"/>
-        </w:rPr>
-        <w:t>”.</w:t>
-      </w:r>
-    </w:p>
-    <w:p>
-      <w:pPr>
-        <w:pStyle w:val="ListParagraph"/>
-        <w:ind w:left="0"/>
-      </w:pPr>
-      <w:r>
-        <w:t xml:space="preserve"> </w:t>
-      </w:r>
-      <w:r>
-        <w:tab/>
-        <w:t>7. Ο χρήστης περιηγείται στην ενότητα “</w:t>
-      </w:r>
-      <w:r>
-        <w:t xml:space="preserve"> </w:t>
-      </w:r>
-      <w:r>
+        <w:t>των εξόδων της βλάβης τερματίζεται.</w:t>
+      </w:r>
+    </w:p>
+    <w:p>
+      <w:pPr>
+        <w:pStyle w:val="Standard"/>
         <w:rPr>
           <w:sz w:val="28"/>
           <w:szCs w:val="28"/>
+          <w:u w:val="single"/>
           <w:lang w:val="el-GR"/>
         </w:rPr>
-        <w:t>Pending issues”</w:t>
-      </w:r>
-      <w:r>
-        <w:t>.</w:t>
-      </w:r>
-    </w:p>
-    <w:p>
-      <w:pPr>
-        <w:pStyle w:val="ListParagraph"/>
-        <w:ind w:left="0"/>
-      </w:pPr>
-      <w:r>
-        <w:t xml:space="preserve"> </w:t>
-      </w:r>
-      <w:r>
-        <w:tab/>
-        <w:t>8. Ο χρήστης επιλέγει την βλάβη της επιλογής του και πατάει το “</w:t>
-      </w:r>
-      <w:r>
-        <w:t>Pay selected issue fee</w:t>
-      </w:r>
-      <w:r>
-        <w:t>”.</w:t>
-      </w:r>
-    </w:p>
-    <w:p>
-      <w:pPr>
-        <w:pStyle w:val="ListParagraph"/>
-        <w:ind w:left="0"/>
-      </w:pPr>
-      <w:r>
-        <w:t xml:space="preserve"> </w:t>
-      </w:r>
-      <w:r>
-        <w:tab/>
-        <w:t>9. Το σύστημα εμφανίζει ένα παράθυρο επιβεβαίωσης.</w:t>
-      </w:r>
-    </w:p>
-    <w:p>
-      <w:pPr>
-        <w:pStyle w:val="ListParagraph"/>
-        <w:ind w:left="0"/>
-      </w:pPr>
-      <w:r>
-        <w:t xml:space="preserve"> </w:t>
-      </w:r>
-      <w:r>
-        <w:tab/>
-        <w:t xml:space="preserve">10. Ο χρήστης επιβεβαιώνει την πληρωμή πατώντας </w:t>
-      </w:r>
-      <w:r>
-        <w:t>“</w:t>
-      </w:r>
-      <w:r>
-        <w:t>CONFIRM</w:t>
-      </w:r>
-      <w:r>
-        <w:t xml:space="preserve"> </w:t>
-      </w:r>
-      <w:r>
-        <w:t>TRAΝSACTION</w:t>
-      </w:r>
-      <w:r>
-        <w:t>”.</w:t>
-      </w:r>
-    </w:p>
-    <w:p>
-      <w:pPr>
-        <w:pStyle w:val="ListParagraph"/>
-        <w:ind w:left="0"/>
-      </w:pPr>
-      <w:r>
-        <w:t xml:space="preserve"> </w:t>
-      </w:r>
-      <w:r>
-        <w:tab/>
-        <w:t xml:space="preserve">11. Το σύστημα καταγράφει τη πληρωμή και μεταφέρει την βλάβη στην ενότητα “Issues </w:t>
-      </w:r>
-      <w:r>
-        <w:tab/>
-        <w:t xml:space="preserve"> history” καταγράφοντας τα στοιχεία του χρήστη.</w:t>
-      </w:r>
-    </w:p>
-    <w:p>
-      <w:pPr>
-        <w:pStyle w:val="ListParagraph"/>
-      </w:pPr>
-    </w:p>
-    <w:p>
-      <w:pPr>
-        <w:pStyle w:val="ListParagraph"/>
-      </w:pPr>
-    </w:p>
-    <w:p>
-      <w:pPr>
-        <w:pStyle w:val="ListParagraph"/>
-      </w:pPr>
-    </w:p>
-    <w:p>
-      <w:pPr>
-        <w:pStyle w:val="ListParagraph"/>
-      </w:pPr>
-    </w:p>
-    <w:p>
-      <w:pPr>
-        <w:pStyle w:val="Standard"/>
-      </w:pPr>
-      <w:r>
-        <w:rPr>
-          <w:b/>
-          <w:bCs/>
-          <w:u w:val="single"/>
-        </w:rPr>
-        <w:t>Εναλλακτική Ρόη 1:</w:t>
-      </w:r>
-    </w:p>
-    <w:p>
-      <w:pPr>
-        <w:pStyle w:val="Standard"/>
-      </w:pPr>
-    </w:p>
-    <w:p>
-      <w:pPr>
-        <w:pStyle w:val="Standard"/>
-      </w:pPr>
-      <w:r>
-        <w:rPr>
-          <w:b/>
-          <w:bCs/>
-        </w:rPr>
-        <w:tab/>
-        <w:t>3</w:t>
-      </w:r>
-      <w:r>
-        <w:t>.α.1 Ο χρήστης επιλέγει το “choose an issue” και επιλέγει την βλάβη της επ</w:t>
-      </w:r>
-      <w:r>
-        <w:t>ιλογής του.</w:t>
-      </w:r>
-    </w:p>
-    <w:p>
-      <w:pPr>
-        <w:pStyle w:val="Standard"/>
-      </w:pPr>
-      <w:r>
-        <w:tab/>
-        <w:t xml:space="preserve">3.α.2 Ο χρήστης επιλέγει το “Add a roommate” και επιλέγει με ποιον συγκάτοικο θα </w:t>
-      </w:r>
-      <w:r>
-        <w:tab/>
-      </w:r>
-      <w:r>
-        <w:tab/>
-        <w:t>μοιραστεί τα έξοδα της βλάβης.</w:t>
-      </w:r>
-    </w:p>
-    <w:p>
-      <w:pPr>
-        <w:pStyle w:val="Standard"/>
-      </w:pPr>
-      <w:r>
-        <w:tab/>
-        <w:t>3.α3 Ο χρήστης επιλέγει το “ Split issue fee” .</w:t>
-      </w:r>
-    </w:p>
-    <w:p>
-      <w:pPr>
-        <w:pStyle w:val="Standard"/>
-      </w:pPr>
-      <w:r>
-        <w:tab/>
-        <w:t>3.α.4 Το σύστημα στέλνει στον συγκάτοικο που επιλέχθηκε ειδοποίηση με το αίτημα</w:t>
-      </w:r>
-      <w:r>
-        <w:t>.</w:t>
-      </w:r>
-    </w:p>
-    <w:p>
-      <w:pPr>
-        <w:pStyle w:val="Standard"/>
-      </w:pPr>
-      <w:r>
-        <w:tab/>
-        <w:t>3.α.5 Ο Άλλος χρήστης αποδέχεται το αίτημα</w:t>
-      </w:r>
-    </w:p>
-    <w:p>
-      <w:pPr>
-        <w:pStyle w:val="Standard"/>
-      </w:pPr>
-      <w:r>
-        <w:tab/>
-        <w:t xml:space="preserve">3.α.6 Το σύστημα μοιράζει τα έξοδα της βλάβης δια 2 και εμφανίζει ένα παράθυρο </w:t>
-      </w:r>
-      <w:r>
-        <w:tab/>
-        <w:t xml:space="preserve">επιβεβαίωσης </w:t>
-      </w:r>
-      <w:r>
-        <w:tab/>
-        <w:t>και στους 2 χρήστες.</w:t>
-      </w:r>
-    </w:p>
-    <w:p>
-      <w:pPr>
-        <w:pStyle w:val="ListParagraph"/>
-        <w:ind w:left="0"/>
-      </w:pPr>
-      <w:r>
-        <w:t xml:space="preserve">            3.α.7 Οι χρήστες επιβεβαιώνουν την πληρωμή πατώντας “</w:t>
-      </w:r>
-      <w:r>
-        <w:t>CONFIRM</w:t>
-      </w:r>
-      <w:r>
-        <w:t xml:space="preserve"> </w:t>
-      </w:r>
-      <w:r>
-        <w:t>TRAΝSACTION</w:t>
-      </w:r>
-      <w:r>
-        <w:t>”.</w:t>
-      </w:r>
-      <w:r>
-        <w:tab/>
-        <w:t xml:space="preserve">3.α.8 </w:t>
-      </w:r>
-      <w:r>
-        <w:t xml:space="preserve">Το σύστημα καταγράφει τη πληρωμή και μεταφέρει την βλάβη στην ενότητα “Issues </w:t>
-      </w:r>
-      <w:r>
-        <w:tab/>
-        <w:t>history” καταγράφοντας τα στοιχεία των χρηστών.</w:t>
-      </w:r>
-    </w:p>
-    <w:p>
-      <w:pPr>
-        <w:pStyle w:val="Standard"/>
-      </w:pPr>
-    </w:p>
-    <w:p>
-      <w:pPr>
-        <w:pStyle w:val="Standard"/>
-      </w:pPr>
-      <w:r>
-        <w:rPr>
-          <w:b/>
-          <w:bCs/>
-          <w:u w:val="single"/>
-        </w:rPr>
-        <w:t>Εναλλακτική Ροή 1.2:</w:t>
-      </w:r>
-    </w:p>
-    <w:p>
-      <w:pPr>
-        <w:pStyle w:val="Standard"/>
-      </w:pPr>
-      <w:r>
-        <w:tab/>
-        <w:t>(3.α.5)α.1 Ο άλλος χρήστης δεν αποδέχεται το αίτημα.</w:t>
-      </w:r>
-    </w:p>
-    <w:p>
-      <w:pPr>
-        <w:pStyle w:val="Standard"/>
-      </w:pPr>
-      <w:r>
-        <w:tab/>
-        <w:t xml:space="preserve">(3.α.5)α.2 Το σύστημα ειδοποιεί τον αρχικό χρήστη </w:t>
-      </w:r>
-      <w:r>
-        <w:t xml:space="preserve">πως ο συγκάτοικος δεν αποδέχτηκε το </w:t>
-      </w:r>
-      <w:r>
-        <w:tab/>
-        <w:t>αίτημα και τερματίζει την διαδικασία διαμοιρασμού των εξόδων της βλάβης.</w:t>
-      </w:r>
-    </w:p>
-    <w:p>
-      <w:pPr>
-        <w:pStyle w:val="Standard"/>
-      </w:pPr>
-      <w:r>
-        <w:rPr>
-          <w:b/>
-          <w:bCs/>
-        </w:rPr>
-        <w:tab/>
-      </w:r>
-    </w:p>
-    <w:p>
-      <w:pPr>
-        <w:pStyle w:val="Standard"/>
-      </w:pPr>
-      <w:r>
-        <w:rPr>
-          <w:b/>
-          <w:bCs/>
-          <w:u w:val="single"/>
-        </w:rPr>
-        <w:t>Εναλλακτική Ροή 2:</w:t>
-      </w:r>
-    </w:p>
-    <w:p>
-      <w:pPr>
-        <w:pStyle w:val="Standard"/>
-      </w:pPr>
-    </w:p>
-    <w:p>
-      <w:pPr>
-        <w:pStyle w:val="Standard"/>
-      </w:pPr>
-      <w:r>
-        <w:tab/>
-        <w:t xml:space="preserve">3.β.1 Ο χρήστης επιλέγει το “(+)” προκειμένου να προσθέσει ακόμα 1 συγκάτοικο με τον  </w:t>
-      </w:r>
-      <w:r>
-        <w:tab/>
-        <w:t>οποίο θα μοιραστεί τα έξοδα της βλάβ</w:t>
-      </w:r>
-      <w:r>
-        <w:t>ης.</w:t>
-      </w:r>
-    </w:p>
-    <w:p>
-      <w:pPr>
-        <w:pStyle w:val="Standard"/>
-      </w:pPr>
-      <w:r>
-        <w:tab/>
-        <w:t>3.β.2 Το σύστημα εμφανίζει ακόμα ένα κουμπί “Add a roommate”.</w:t>
-      </w:r>
-    </w:p>
-    <w:p>
-      <w:pPr>
-        <w:pStyle w:val="Standard"/>
-      </w:pPr>
-      <w:r>
-        <w:tab/>
-        <w:t xml:space="preserve">3.β.2 Ο χρήστης επιλέγει τα “Add a roommate” (τα οποία είναι 2), επιλέγει με ποιους </w:t>
-      </w:r>
-      <w:r>
-        <w:tab/>
-        <w:t xml:space="preserve">συγκατοίκους θα μοιραστεί την επιλεγμένη βλάβη, και η περίπτωση χρήσης συνεχίζεται </w:t>
-      </w:r>
-      <w:r>
-        <w:tab/>
-        <w:t>από το βήμα 3.α3 τη</w:t>
-      </w:r>
-      <w:r>
-        <w:t>ς εναλλακτικής  ροής 1.</w:t>
-      </w:r>
-    </w:p>
-    <w:p>
-      <w:pPr>
-        <w:pStyle w:val="Standard"/>
-      </w:pPr>
-    </w:p>
-    <w:p>
-      <w:pPr>
-        <w:pStyle w:val="Standard"/>
-      </w:pPr>
-      <w:r>
-        <w:rPr>
-          <w:b/>
-          <w:bCs/>
-          <w:u w:val="single"/>
-        </w:rPr>
-        <w:t>Εναλλακτική Ροή 3:</w:t>
-      </w:r>
-    </w:p>
-    <w:p>
-      <w:pPr>
-        <w:pStyle w:val="Standard"/>
-      </w:pPr>
-    </w:p>
-    <w:p>
-      <w:pPr>
-        <w:pStyle w:val="Standard"/>
-        <w:ind w:firstLine="720"/>
-      </w:pPr>
-      <w:r>
-        <w:t>10.α.1 Στο παράθυρο “</w:t>
-      </w:r>
-      <w:r>
-        <w:t>CONFRIRM</w:t>
-      </w:r>
-      <w:r>
-        <w:t xml:space="preserve"> </w:t>
-      </w:r>
-      <w:r>
-        <w:t>TRANSACTION</w:t>
-      </w:r>
-      <w:r>
-        <w:t>”, ο χρήστης επιλέγει “</w:t>
-      </w:r>
-      <w:r>
-        <w:t>NO</w:t>
-      </w:r>
-      <w:r>
-        <w:t>”.</w:t>
-      </w:r>
-    </w:p>
-    <w:p>
-      <w:pPr>
-        <w:pStyle w:val="Standard"/>
-        <w:ind w:left="720"/>
-      </w:pPr>
-      <w:r>
-        <w:t>10.α.2 Το σύστημα κλείνει το αναδυόμενο παράθυρο χωρίς να πραγματοποιήσει καμία πληρωμή.</w:t>
-      </w:r>
-    </w:p>
-    <w:p>
-      <w:pPr>
-        <w:pStyle w:val="Standard"/>
-      </w:pPr>
-      <w:r>
-        <w:rPr>
-          <w:lang w:val="el-GR"/>
-        </w:rPr>
-        <w:tab/>
-        <w:t>10.α.3 Ο  χρήστης επιστρέφει στην αρχική οθόνη του “</w:t>
-      </w:r>
-      <w:r>
-        <w:t>Home issue report</w:t>
-      </w:r>
-      <w:r>
-        <w:rPr>
-          <w:lang w:val="el-GR"/>
-        </w:rPr>
-        <w:t xml:space="preserve">” και η </w:t>
-      </w:r>
-      <w:r>
-        <w:rPr>
-          <w:lang w:val="el-GR"/>
-        </w:rPr>
-        <w:tab/>
-        <w:t xml:space="preserve">πληρωμή </w:t>
-      </w:r>
-      <w:r>
-        <w:rPr>
-          <w:lang w:val="el-GR"/>
-        </w:rPr>
-        <w:tab/>
-        <w:t>των εξόδων της βλάβης τερματίζεται.</w:t>
-      </w:r>
-    </w:p>
-    <w:p>
-      <w:pPr>
-        <w:pStyle w:val="Standard"/>
       </w:pPr>
     </w:p>
     <w:sectPr>
@@ -1271,9 +1984,9 @@
 <file path=word/numbering.xml><?xml version="1.0" encoding="utf-8"?>
 <w:numbering xmlns:wpc="http://schemas.microsoft.com/office/word/2010/wordprocessingCanvas" xmlns:cx="http://schemas.microsoft.com/office/drawing/2014/chartex" xmlns:cx1="http://schemas.microsoft.com/office/drawing/2015/9/8/chartex" xmlns:mc="http://schemas.openxmlformats.org/markup-compatibility/2006" xmlns:o="urn:schemas-microsoft-com:office:office" xmlns:r="http://schemas.openxmlformats.org/officeDocument/2006/relationships" xmlns:m="http://schemas.openxmlformats.org/officeDocument/2006/math" xmlns:v="urn:schemas-microsoft-com:vml" xmlns:wp14="http://schemas.microsoft.com/office/word/2010/wordprocessingDrawing" xmlns:wp="http://schemas.openxmlformats.org/drawingml/2006/wordprocessingDrawing" xmlns:w10="urn:schemas-microsoft-com:office:word" xmlns:w="http://schemas.openxmlformats.org/wordprocessingml/2006/main" xmlns:w14="http://schemas.microsoft.com/office/word/2010/wordml" xmlns:w15="http://schemas.microsoft.com/office/word/2012/wordml" xmlns:w16se="http://schemas.microsoft.com/office/word/2015/wordml/symex" xmlns:wpg="http://schemas.microsoft.com/office/word/2010/wordprocessingGroup" xmlns:wpi="http://schemas.microsoft.com/office/word/2010/wordprocessingInk" xmlns:wne="http://schemas.microsoft.com/office/word/2006/wordml" xmlns:wps="http://schemas.microsoft.com/office/word/2010/wordprocessingShape" mc:Ignorable="w14 w15 w16se wp14">
   <w:abstractNum w:abstractNumId="0" w15:restartNumberingAfterBreak="0">
-    <w:nsid w:val="7E572D7A"/>
+    <w:nsid w:val="6F4E4ECE"/>
     <w:multiLevelType w:val="multilevel"/>
-    <w:tmpl w:val="E00488DA"/>
+    <w:tmpl w:val="E22E7A6A"/>
     <w:styleLink w:val="WWNum5"/>
     <w:lvl w:ilvl="0">
       <w:start w:val="1"/>

--- a/UseCases3_8Giorgos.docx
+++ b/UseCases3_8Giorgos.docx
@@ -402,11 +402,33 @@
     </w:p>
     <w:p>
       <w:pPr>
+        <w:pStyle w:val="Standard"/>
+      </w:pPr>
+      <w:r>
+        <w:tab/>
+        <w:t>5..α.9 Η περίπτωση χρήσης συνεχίζεται από το βήμα 11 της βασικής ροής</w:t>
+      </w:r>
+    </w:p>
+    <w:p>
+      <w:pPr>
+        <w:pStyle w:val="Standard"/>
+      </w:pPr>
+    </w:p>
+    <w:p>
+      <w:pPr>
+        <w:pStyle w:val="Standard"/>
+      </w:pPr>
+    </w:p>
+    <w:p>
+      <w:pPr>
         <w:pStyle w:val="ListParagraph"/>
         <w:ind w:left="0"/>
       </w:pPr>
       <w:r>
-        <w:t xml:space="preserve">            5.α.9 Οι χρήστες επιβεβαιώνουν την πληρωμή πατώντας “</w:t>
+        <w:t xml:space="preserve">      *      5.α.9 Οι χρήστες επιβεβαιώνουν την πληρωμή πατώ</w:t>
+      </w:r>
+      <w:r>
+        <w:t>ντας “</w:t>
       </w:r>
       <w:r>
         <w:t>CONFIRM</w:t>
@@ -427,14 +449,12 @@
         <w:ind w:left="0"/>
       </w:pPr>
       <w:r>
-        <w:t xml:space="preserve"> </w:t>
-      </w:r>
-      <w:r>
-        <w:tab/>
-        <w:t xml:space="preserve">5.α.10 Το σύστημα καταγράφει τη πληρωμή και </w:t>
-      </w:r>
-      <w:r>
-        <w:t xml:space="preserve">μεταφέρει τον λογαριασμό στην ενότητα </w:t>
+        <w:lastRenderedPageBreak/>
+        <w:t xml:space="preserve"> </w:t>
+      </w:r>
+      <w:r>
+        <w:tab/>
+        <w:t xml:space="preserve">5.α.10 Το σύστημα καταγράφει τη πληρωμή και μεταφέρει τον λογαριασμό στην ενότητα </w:t>
       </w:r>
       <w:r>
         <w:tab/>
@@ -464,21 +484,20 @@
         <w:pStyle w:val="Standard"/>
       </w:pPr>
       <w:r>
-        <w:lastRenderedPageBreak/>
-        <w:tab/>
-        <w:t>(5.α.4)α.1 Ο χρήστης δεν αποδέχεται το αίτημα.</w:t>
-      </w:r>
-    </w:p>
-    <w:p>
-      <w:pPr>
-        <w:pStyle w:val="Standard"/>
-      </w:pPr>
-      <w:r>
-        <w:tab/>
-        <w:t>(5.α.4)α.2 Το σύστημα ειδοποιεί τον χρήστη πως ο συγκάτοικος δεν απ</w:t>
-      </w:r>
-      <w:r>
-        <w:t xml:space="preserve">οδέχτηκε το </w:t>
+        <w:tab/>
+        <w:t>(5.α.4)α.1 Ο χρήστης δεν αποδέχεται το αί</w:t>
+      </w:r>
+      <w:r>
+        <w:t>τημα.</w:t>
+      </w:r>
+    </w:p>
+    <w:p>
+      <w:pPr>
+        <w:pStyle w:val="Standard"/>
+      </w:pPr>
+      <w:r>
+        <w:tab/>
+        <w:t xml:space="preserve">(5.α.4)α.2 Το σύστημα ειδοποιεί τον χρήστη πως ο συγκάτοικος δεν αποδέχτηκε το </w:t>
       </w:r>
       <w:r>
         <w:tab/>
@@ -543,12 +562,12 @@
       </w:pPr>
       <w:r>
         <w:tab/>
+      </w:r>
+      <w:r>
         <w:t xml:space="preserve">(5.α.9)α.2 Το σύστημα ειδοποιεί τον χρήστη πως ο συγκάτοικος δεν αποδέχτηκε την </w:t>
       </w:r>
       <w:r>
         <w:tab/>
-      </w:r>
-      <w:r>
         <w:t>πληρωμή και η πληρωμή του λογαριασμού τερματίζεται.</w:t>
       </w:r>
     </w:p>
@@ -606,19 +625,19 @@
       </w:r>
       <w:r>
         <w:tab/>
-        <w:t>συγκάτοικο με τον οποίο θα μοιραστεί τον λογαριασμό.</w:t>
-      </w:r>
-    </w:p>
-    <w:p>
-      <w:pPr>
-        <w:pStyle w:val="Standard"/>
-      </w:pPr>
-      <w:r>
-        <w:tab/>
-        <w:t xml:space="preserve">5.β.2 Το σύστημα εμφανίζει ακόμα ένα </w:t>
-      </w:r>
-      <w:r>
-        <w:t>κουμπί “Add a roommate”.</w:t>
+        <w:t xml:space="preserve">συγκάτοικο με </w:t>
+      </w:r>
+      <w:r>
+        <w:t>τον οποίο θα μοιραστεί τον λογαριασμό.</w:t>
+      </w:r>
+    </w:p>
+    <w:p>
+      <w:pPr>
+        <w:pStyle w:val="Standard"/>
+      </w:pPr>
+      <w:r>
+        <w:tab/>
+        <w:t>5.β.2 Το σύστημα εμφανίζει ακόμα ένα κουμπί “Add a roommate”.</w:t>
       </w:r>
     </w:p>
     <w:p>
@@ -635,14 +654,14 @@
       </w:r>
       <w:r>
         <w:tab/>
-        <w:t xml:space="preserve">συγκατοίκους θα μοιραστεί τον επιλεγμένο λογαριασμό, και η περίπτωση χρήσης </w:t>
-      </w:r>
-      <w:r>
-        <w:tab/>
-        <w:t>συνεχίζεται από το βήμα 5.α3 της εναλλακτικής  ροής 1 (με</w:t>
-      </w:r>
-      <w:r>
-        <w:t xml:space="preserve"> 2 συγκατοίκους αντί για 1).</w:t>
+        <w:t xml:space="preserve">συγκατοίκους θα μοιραστεί τον επιλεγμένο λογαριασμό, και </w:t>
+      </w:r>
+      <w:r>
+        <w:t xml:space="preserve">η περίπτωση χρήσης </w:t>
+      </w:r>
+      <w:r>
+        <w:tab/>
+        <w:t>συνεχίζεται από το βήμα 5.α3 της εναλλακτικής  ροής 1 (με 2 συγκατοίκους αντί για 1).</w:t>
       </w:r>
     </w:p>
     <w:p>
@@ -683,7 +702,10 @@
       </w:pPr>
       <w:r>
         <w:tab/>
-        <w:t xml:space="preserve">5.γ.2 Το σύστημα  βγάζει μύνημα “error: all fields must be filled” και παραμένει στο </w:t>
+        <w:t>5.γ.2 Το σύστημα  βγάζει μύνημα “error: all fi</w:t>
+      </w:r>
+      <w:r>
+        <w:t xml:space="preserve">elds must be filled” και παραμένει στο </w:t>
       </w:r>
       <w:r>
         <w:tab/>
@@ -705,66 +727,58 @@
           <w:bCs/>
           <w:u w:val="single"/>
         </w:rPr>
-        <w:t>Εναλλακτική Ροή</w:t>
-      </w:r>
+        <w:t>Εναλλακτική Ροή 4:</w:t>
+      </w:r>
+    </w:p>
+    <w:p>
+      <w:pPr>
+        <w:pStyle w:val="Standard"/>
+      </w:pPr>
+    </w:p>
+    <w:p>
+      <w:pPr>
+        <w:pStyle w:val="Standard"/>
+      </w:pPr>
+      <w:r>
+        <w:tab/>
+        <w:t>6.α.1 Ο χρήστης επιλέγει το κουμπί “cancel”.</w:t>
+      </w:r>
+    </w:p>
+    <w:p>
+      <w:pPr>
+        <w:pStyle w:val="Standard"/>
+      </w:pPr>
+      <w:r>
+        <w:tab/>
+        <w:t>6.a.2 Το σύστημα  τερματίζει την διαδικασία προσθήκης νέου λογαριασμού.</w:t>
+      </w:r>
+    </w:p>
+    <w:p>
+      <w:pPr>
+        <w:pStyle w:val="Standard"/>
+      </w:pPr>
+    </w:p>
+    <w:p>
+      <w:pPr>
+        <w:pStyle w:val="Standard"/>
+      </w:pPr>
       <w:r>
         <w:rPr>
           <w:b/>
           <w:bCs/>
           <w:u w:val="single"/>
         </w:rPr>
-        <w:t xml:space="preserve"> 4:</w:t>
-      </w:r>
-    </w:p>
-    <w:p>
-      <w:pPr>
-        <w:pStyle w:val="Standard"/>
-      </w:pPr>
-    </w:p>
-    <w:p>
-      <w:pPr>
-        <w:pStyle w:val="Standard"/>
-      </w:pPr>
-      <w:r>
-        <w:tab/>
-        <w:t>6.α.1 Ο χρήστης επιλέγει το κουμπί “cancel”.</w:t>
-      </w:r>
-    </w:p>
-    <w:p>
-      <w:pPr>
-        <w:pStyle w:val="Standard"/>
-      </w:pPr>
-      <w:r>
-        <w:tab/>
-        <w:t>6.a.2 Το σύστημα  τερματίζει την διαδικασία προσθήκης νέου λογαριασμού.</w:t>
-      </w:r>
-    </w:p>
-    <w:p>
-      <w:pPr>
-        <w:pStyle w:val="Standard"/>
-      </w:pPr>
-    </w:p>
-    <w:p>
-      <w:pPr>
-        <w:pStyle w:val="Standard"/>
-      </w:pPr>
-      <w:r>
+        <w:t>Εναλλακτική Ροή 5:</w:t>
+      </w:r>
+    </w:p>
+    <w:p>
+      <w:pPr>
+        <w:pStyle w:val="Standard"/>
         <w:rPr>
           <w:b/>
           <w:bCs/>
           <w:u w:val="single"/>
         </w:rPr>
-        <w:t>Εναλλακτική Ροή 5:</w:t>
-      </w:r>
-    </w:p>
-    <w:p>
-      <w:pPr>
-        <w:pStyle w:val="Standard"/>
-        <w:rPr>
-          <w:b/>
-          <w:bCs/>
-          <w:u w:val="single"/>
-        </w:rPr>
       </w:pPr>
     </w:p>
     <w:p>
@@ -782,7 +796,10 @@
         <w:t xml:space="preserve"> </w:t>
       </w:r>
       <w:r>
-        <w:t>TRANSACTION</w:t>
+        <w:t>TRAN</w:t>
+      </w:r>
+      <w:r>
+        <w:t>SACTION</w:t>
       </w:r>
       <w:r>
         <w:t>”, ο χρήστης επιλέγει “</w:t>
@@ -800,10 +817,7 @@
         <w:ind w:left="720"/>
       </w:pPr>
       <w:r>
-        <w:t>11.α.2 Το σύστημα κλείνει το αναδυόμενο πα</w:t>
-      </w:r>
-      <w:r>
-        <w:t>ράθυρο χωρίς να πραγματοποιήσει καμία πληρωμή.</w:t>
+        <w:t>11.α.2 Το σύστημα κλείνει το αναδυόμενο παράθυρο χωρίς να πραγματοποιήσει καμία πληρωμή.</w:t>
       </w:r>
     </w:p>
     <w:p>
@@ -856,24 +870,22 @@
           <w:u w:val="single"/>
           <w:lang w:val="el-GR"/>
         </w:rPr>
-        <w:t>Βασική ροή «Καταγραφή βλαβών για επικοινωνία με τεχνικούς»</w:t>
-      </w:r>
-    </w:p>
-    <w:p>
-      <w:pPr>
-        <w:pStyle w:val="ListParagraph"/>
-        <w:ind w:left="0"/>
+        <w:t xml:space="preserve">Βασική </w:t>
+      </w:r>
+      <w:r>
         <w:rPr>
           <w:sz w:val="28"/>
           <w:szCs w:val="28"/>
           <w:u w:val="single"/>
           <w:lang w:val="el-GR"/>
         </w:rPr>
-      </w:pPr>
-    </w:p>
-    <w:p>
-      <w:pPr>
-        <w:pStyle w:val="Standard"/>
+        <w:t>ροή «Καταγραφή βλαβών για επικοινωνία με τεχνικούς»</w:t>
+      </w:r>
+    </w:p>
+    <w:p>
+      <w:pPr>
+        <w:pStyle w:val="ListParagraph"/>
+        <w:ind w:left="0"/>
         <w:rPr>
           <w:sz w:val="28"/>
           <w:szCs w:val="28"/>
@@ -884,6 +896,17 @@
     </w:p>
     <w:p>
       <w:pPr>
+        <w:pStyle w:val="Standard"/>
+        <w:rPr>
+          <w:sz w:val="28"/>
+          <w:szCs w:val="28"/>
+          <w:u w:val="single"/>
+          <w:lang w:val="el-GR"/>
+        </w:rPr>
+      </w:pPr>
+    </w:p>
+    <w:p>
+      <w:pPr>
         <w:pStyle w:val="ListParagraph"/>
         <w:ind w:left="0"/>
       </w:pPr>
@@ -892,10 +915,7 @@
       </w:r>
       <w:r>
         <w:tab/>
-        <w:t xml:space="preserve">1.Ο χρήστης εισέρχεται </w:t>
-      </w:r>
-      <w:r>
-        <w:t>στην εφαρμογή και μεταβαίνει στο “</w:t>
+        <w:t>1.Ο χρήστης εισέρχεται στην εφαρμογή και μεταβαίνει στο “</w:t>
       </w:r>
       <w:r>
         <w:t>Home issue report</w:t>
@@ -927,7 +947,10 @@
       </w:r>
       <w:r>
         <w:tab/>
-        <w:t>και το κουμπί “Schedule technician”.</w:t>
+        <w:t>και το κουμπί “Schedule techn</w:t>
+      </w:r>
+      <w:r>
+        <w:t>ician”.</w:t>
       </w:r>
     </w:p>
     <w:p>
@@ -953,10 +976,7 @@
       </w:r>
       <w:r>
         <w:tab/>
-        <w:t>4. Το σύστημα ε</w:t>
-      </w:r>
-      <w:r>
-        <w:t>μφανίζει ένα παράθυρο “New issue”</w:t>
+        <w:t>4. Το σύστημα εμφανίζει ένα παράθυρο “New issue”</w:t>
       </w:r>
     </w:p>
     <w:p>
@@ -973,7 +993,10 @@
       </w:r>
       <w:r>
         <w:tab/>
-        <w:t xml:space="preserve">Payers (μέσω του κουμπιού “Add roommate”) και συμπληρώνει και τα πεδία reported by </w:t>
+        <w:t>Payers (μέσω του κουμπιού “Add roommate”) και συμπληρώνε</w:t>
+      </w:r>
+      <w:r>
+        <w:t xml:space="preserve">ι και τα πεδία reported by </w:t>
       </w:r>
       <w:r>
         <w:tab/>
@@ -990,10 +1013,7 @@
       </w:r>
       <w:r>
         <w:tab/>
-        <w:t>6. Ο χρήστης προσθέτει τον λογαριασμό μ</w:t>
-      </w:r>
-      <w:r>
-        <w:t>έσω του κουμπιού “create”.</w:t>
+        <w:t>6. Ο χρήστης προσθέτει τον λογαριασμό μέσω του κουμπιού “create”.</w:t>
       </w:r>
     </w:p>
     <w:p>
@@ -1038,7 +1058,10 @@
       </w:r>
       <w:r>
         <w:tab/>
-        <w:t>8. Ο χρήστης επιλέγει το κουμπί “Schedule technician”.</w:t>
+        <w:t>8. Ο χρήστης επιλέ</w:t>
+      </w:r>
+      <w:r>
+        <w:t>γει το κουμπί “Schedule technician”.</w:t>
       </w:r>
     </w:p>
     <w:p>
@@ -1051,10 +1074,7 @@
       </w:r>
       <w:r>
         <w:tab/>
-        <w:t>9. Το σύστημα εμφανίζει ένα παράθυρο “Ne</w:t>
-      </w:r>
-      <w:r>
-        <w:t>w schedule”</w:t>
+        <w:t>9. Το σύστημα εμφανίζει ένα παράθυρο “New schedule”</w:t>
       </w:r>
     </w:p>
     <w:p>
@@ -1067,7 +1087,7 @@
       </w:r>
       <w:r>
         <w:tab/>
-        <w:t>10. O χρήστης συμπληρώνει τα πεδία date και time.</w:t>
+        <w:t>10. O χρήστης συμπληρώνει τα πεδία type, date και time.</w:t>
       </w:r>
     </w:p>
     <w:p>
@@ -1099,7 +1119,10 @@
         <w:t>Home issue report</w:t>
       </w:r>
       <w:r>
-        <w:t xml:space="preserve">” και προθέτει την επίσκεψη του </w:t>
+        <w:t>” και προθέτε</w:t>
+      </w:r>
+      <w:r>
+        <w:t xml:space="preserve">ι την επίσκεψη του </w:t>
       </w:r>
       <w:r>
         <w:tab/>
@@ -1120,10 +1143,7 @@
       </w:r>
       <w:r>
         <w:tab/>
-        <w:t xml:space="preserve"> 13. Ο χρήστης π</w:t>
-      </w:r>
-      <w:r>
-        <w:t>εριηγείται στην ενότητα “</w:t>
+        <w:t xml:space="preserve"> 13. Ο χρήστης περιηγείται στην ενότητα “</w:t>
       </w:r>
       <w:r>
         <w:rPr>
@@ -1167,7 +1187,10 @@
         <w:pStyle w:val="ListParagraph"/>
       </w:pPr>
       <w:r>
-        <w:t>15.. Το σύστημα εμφανίζει ένα παράθυρο επιβεβαίωσης.</w:t>
+        <w:t>15.. Το σύστημα εμφανίζει ένα παράθυρο επιβεβαίω</w:t>
+      </w:r>
+      <w:r>
+        <w:t>σης.</w:t>
       </w:r>
     </w:p>
     <w:p>
@@ -1195,10 +1218,7 @@
         <w:pStyle w:val="ListParagraph"/>
       </w:pPr>
       <w:r>
-        <w:t>17. Το σύ</w:t>
-      </w:r>
-      <w:r>
-        <w:t>στημα καταγράφει τη πληρωμή και μεταφέρει την βλάβη στην ενότητα “</w:t>
+        <w:t>17. Το σύστημα καταγράφει τη πληρωμή και μεταφέρει την βλάβη στην ενότητα “</w:t>
       </w:r>
       <w:r>
         <w:rPr>
@@ -1265,14 +1285,14 @@
         <w:t>5</w:t>
       </w:r>
       <w:r>
-        <w:t xml:space="preserve">α.1 Ο χρήστης στο πεδίο payers, μέσω του κουμπιού “Add a roommate” επιλέγει με ποιον </w:t>
-      </w:r>
-      <w:r>
-        <w:tab/>
-        <w:t>συ</w:t>
-      </w:r>
-      <w:r>
-        <w:t>γκάτοικο θα μοιραστεί τον επιλεγμένο λογαριασμό.</w:t>
+        <w:t>α.1</w:t>
+      </w:r>
+      <w:r>
+        <w:t xml:space="preserve"> Ο χρήστης στο πεδίο payers, μέσω του κουμπιού “Add a roommate” επιλέγει με ποιον </w:t>
+      </w:r>
+      <w:r>
+        <w:tab/>
+        <w:t>συγκάτοικο θα μοιραστεί τον επιλεγμένο λογαριασμό.</w:t>
       </w:r>
     </w:p>
     <w:p>
@@ -1290,19 +1310,22 @@
       </w:pPr>
       <w:r>
         <w:tab/>
-        <w:t>5.α.3</w:t>
-      </w:r>
-      <w:r>
-        <w:t xml:space="preserve"> Το σύστημα στέλνει στον συγκάτοικο που επιλέχθηκε ειδοποίηση με το αίτημα.</w:t>
-      </w:r>
-    </w:p>
-    <w:p>
-      <w:pPr>
-        <w:pStyle w:val="Standard"/>
-      </w:pPr>
-      <w:r>
-        <w:tab/>
-        <w:t>5.α.4 Ο χρήστης αποδέχεται το αίτημα</w:t>
+        <w:t>5.α.3 Το σύστημα στέλνει στον συγκάτοικο π</w:t>
+      </w:r>
+      <w:r>
+        <w:t>ου επιλέχθηκε ειδοποίηση με το αίτημα.</w:t>
+      </w:r>
+    </w:p>
+    <w:p>
+      <w:pPr>
+        <w:pStyle w:val="Standard"/>
+      </w:pPr>
+      <w:r>
+        <w:tab/>
+        <w:t>5.α.4</w:t>
+      </w:r>
+      <w:r>
+        <w:t xml:space="preserve"> Ο χρήστης αποδέχεται το αίτημα</w:t>
       </w:r>
     </w:p>
     <w:p>
@@ -1339,10 +1362,7 @@
       </w:pPr>
       <w:r>
         <w:tab/>
-        <w:t>5.</w:t>
-      </w:r>
-      <w:r>
-        <w:t>α6 Ο χρήστης επιλέγει το κουμπί “Schedule technician”.</w:t>
+        <w:t>5.α6 Ο χρήστης επιλέγει το κουμπί “Schedule technician”.</w:t>
       </w:r>
     </w:p>
     <w:p>
@@ -1355,7 +1375,10 @@
       </w:r>
       <w:r>
         <w:tab/>
-        <w:t>5.α.7. Το σύστημα εμφανίζει ένα παράθυρο “New schedule”</w:t>
+        <w:t>5.α.7. Το σύστημα εμφανίζ</w:t>
+      </w:r>
+      <w:r>
+        <w:t>ει ένα παράθυρο “New schedule”</w:t>
       </w:r>
     </w:p>
     <w:p>
@@ -1421,7 +1444,10 @@
         <w:t>5.α.11 Ο χρήστης επιλέγει τον λογαριασμό και πατάει το “</w:t>
       </w:r>
       <w:r>
-        <w:t xml:space="preserve">Pay selected issue fee </w:t>
+        <w:t xml:space="preserve">Pay </w:t>
+      </w:r>
+      <w:r>
+        <w:t xml:space="preserve">selected issue fee </w:t>
       </w:r>
       <w:r>
         <w:t>”.</w:t>
@@ -1433,10 +1459,7 @@
       </w:pPr>
       <w:r>
         <w:tab/>
-        <w:t xml:space="preserve">5.α.12 </w:t>
-      </w:r>
-      <w:r>
-        <w:t xml:space="preserve">Το σύστημα εμφανίζει ένα παράθυρο </w:t>
+        <w:t xml:space="preserve">5.α.12 Το σύστημα εμφανίζει ένα παράθυρο </w:t>
       </w:r>
       <w:r>
         <w:tab/>
@@ -1477,7 +1500,10 @@
       </w:r>
       <w:r>
         <w:tab/>
-        <w:t xml:space="preserve">5.α.114 Το σύστημα καταγράφει τη πληρωμή και μεταφέρει τον λογαριασμό στην ενότητα </w:t>
+        <w:t>5.α.14 Το σύστημα καταγράφει τη πληρωμή και μεταφέρει τον λογαριασ</w:t>
+      </w:r>
+      <w:r>
+        <w:t xml:space="preserve">μό στην ενότητα </w:t>
       </w:r>
       <w:r>
         <w:tab/>
@@ -1487,13 +1513,7 @@
         <w:rPr>
           <w:lang w:val="el-GR"/>
         </w:rPr>
-        <w:t>Issues hist</w:t>
-      </w:r>
-      <w:r>
-        <w:rPr>
-          <w:lang w:val="el-GR"/>
-        </w:rPr>
-        <w:t>ory</w:t>
+        <w:t>Issues history</w:t>
       </w:r>
       <w:r>
         <w:t>” καταγράφοντας τα στοιχεία της και την ημερομηνία επισκευής .</w:t>
@@ -1536,10 +1556,10 @@
       </w:r>
       <w:r>
         <w:tab/>
-        <w:t>αίτημα και τερματίζει την διαδικασία πρ</w:t>
-      </w:r>
-      <w:r>
-        <w:t>οσθήκης νέας βλάβης.</w:t>
+        <w:t>αίτημα και</w:t>
+      </w:r>
+      <w:r>
+        <w:t xml:space="preserve"> τερματίζει την διαδικασία προσθήκης νέας βλάβης.</w:t>
       </w:r>
     </w:p>
     <w:p>
@@ -1584,7 +1604,10 @@
       </w:r>
       <w:r>
         <w:tab/>
-        <w:t>πληρωμή και η πληρωμή των εξόδων της βλάβης τερματίζεται.</w:t>
+        <w:t>πληρωμή και η πληρωμή των εξόδ</w:t>
+      </w:r>
+      <w:r>
+        <w:t>ων της βλάβης τερματίζεται.</w:t>
       </w:r>
     </w:p>
     <w:p>
@@ -1650,19 +1673,19 @@
       </w:pPr>
       <w:r>
         <w:tab/>
-        <w:t>5.β.2 Το σύστημα εμφανίζει ακόμα ένα κουμπί “Add a roommate”.</w:t>
-      </w:r>
-    </w:p>
-    <w:p>
-      <w:pPr>
-        <w:pStyle w:val="Standard"/>
-      </w:pPr>
-      <w:r>
-        <w:tab/>
-        <w:t>5.β.2 Ο χρήστης μέσω των</w:t>
-      </w:r>
-      <w:r>
-        <w:t xml:space="preserve"> κουμπιών“Add a roommate” (τα οποία είναι τώρα 2), επιλέγει με </w:t>
+        <w:t xml:space="preserve">5.β.2 Το σύστημα εμφανίζει ακόμα ένα κουμπί “Add a </w:t>
+      </w:r>
+      <w:r>
+        <w:t>roommate”.</w:t>
+      </w:r>
+    </w:p>
+    <w:p>
+      <w:pPr>
+        <w:pStyle w:val="Standard"/>
+      </w:pPr>
+      <w:r>
+        <w:tab/>
+        <w:t xml:space="preserve">5.β.2 Ο χρήστης μέσω των κουμπιών“Add a roommate” (τα οποία είναι τώρα 2), επιλέγει με </w:t>
       </w:r>
       <w:r>
         <w:tab/>
@@ -1674,7 +1697,10 @@
       </w:r>
       <w:r>
         <w:tab/>
-        <w:t>συνεχίζεται από το βήμα 5.α3 της εναλλακτικής  ροής 1 (με 2 συγκατοίκους αντί για 1).</w:t>
+        <w:t>συνεχίζεται από το βήμα 5.α3 της εναλλακτικής  ροής 1 (με 2 συγκατοίκους αντ</w:t>
+      </w:r>
+      <w:r>
+        <w:t>ί για 1).</w:t>
       </w:r>
     </w:p>
     <w:p>
@@ -1706,10 +1732,7 @@
       </w:pPr>
       <w:r>
         <w:tab/>
-        <w:t>5.γ.</w:t>
-      </w:r>
-      <w:r>
-        <w:t>1 Ο χρήστης δεν συμπληρώνει κάποιο πεδίο/α και  επιλέγει το κουμπί “create”.</w:t>
+        <w:t>5.γ.1 Ο χρήστης δεν συμπληρώνει κάποιο πεδίο/α και  επιλέγει το κουμπί “create”.</w:t>
       </w:r>
     </w:p>
     <w:p>
@@ -1759,17 +1782,18 @@
       </w:pPr>
       <w:r>
         <w:tab/>
-        <w:t>6.α.1 Ο χρήστης επιλέγει το κουμπί “cancel”.</w:t>
-      </w:r>
-    </w:p>
-    <w:p>
-      <w:pPr>
-        <w:pStyle w:val="Standard"/>
-      </w:pPr>
-      <w:r>
-        <w:tab/>
-      </w:r>
-      <w:r>
+        <w:t xml:space="preserve">6.α.1 Ο </w:t>
+      </w:r>
+      <w:r>
+        <w:t>χρήστης επιλέγει το κουμπί “cancel”.</w:t>
+      </w:r>
+    </w:p>
+    <w:p>
+      <w:pPr>
+        <w:pStyle w:val="Standard"/>
+      </w:pPr>
+      <w:r>
+        <w:tab/>
         <w:t>6.a.2 Το σύστημα  τερματίζει την διαδικασία προσθήκης νέας βλάβης.</w:t>
       </w:r>
     </w:p>
@@ -1811,14 +1835,14 @@
       </w:pPr>
       <w:r>
         <w:tab/>
-        <w:t xml:space="preserve">8.α.2 Το σύστημα  βγάζει μύνημα “error: all fields must be filled” και παραμένει στο </w:t>
-      </w:r>
-      <w:r>
-        <w:tab/>
-        <w:t>πα</w:t>
-      </w:r>
-      <w:r>
-        <w:t>ράθυρο “New schedule “.</w:t>
+        <w:t>8.α.2 Το σύστημα  βγάζει μύνημα “error: all fields</w:t>
+      </w:r>
+      <w:r>
+        <w:t xml:space="preserve"> must be filled” και παραμένει στο </w:t>
+      </w:r>
+      <w:r>
+        <w:tab/>
+        <w:t>παράθυρο “New schedule “.</w:t>
       </w:r>
     </w:p>
     <w:p>
@@ -1894,7 +1918,13 @@
           <w:lang w:val="el-GR"/>
         </w:rPr>
         <w:tab/>
-        <w:t>16.α.3 Ο  χρήστης επιστρέφει στην αρχική οθόνη του “</w:t>
+        <w:t>16.α.3 Ο  χρήσ</w:t>
+      </w:r>
+      <w:r>
+        <w:rPr>
+          <w:lang w:val="el-GR"/>
+        </w:rPr>
+        <w:t>της επιστρέφει στην αρχική οθόνη του “</w:t>
       </w:r>
       <w:r>
         <w:t>Home issue report</w:t>
@@ -1984,9 +2014,9 @@
 <file path=word/numbering.xml><?xml version="1.0" encoding="utf-8"?>
 <w:numbering xmlns:wpc="http://schemas.microsoft.com/office/word/2010/wordprocessingCanvas" xmlns:cx="http://schemas.microsoft.com/office/drawing/2014/chartex" xmlns:cx1="http://schemas.microsoft.com/office/drawing/2015/9/8/chartex" xmlns:mc="http://schemas.openxmlformats.org/markup-compatibility/2006" xmlns:o="urn:schemas-microsoft-com:office:office" xmlns:r="http://schemas.openxmlformats.org/officeDocument/2006/relationships" xmlns:m="http://schemas.openxmlformats.org/officeDocument/2006/math" xmlns:v="urn:schemas-microsoft-com:vml" xmlns:wp14="http://schemas.microsoft.com/office/word/2010/wordprocessingDrawing" xmlns:wp="http://schemas.openxmlformats.org/drawingml/2006/wordprocessingDrawing" xmlns:w10="urn:schemas-microsoft-com:office:word" xmlns:w="http://schemas.openxmlformats.org/wordprocessingml/2006/main" xmlns:w14="http://schemas.microsoft.com/office/word/2010/wordml" xmlns:w15="http://schemas.microsoft.com/office/word/2012/wordml" xmlns:w16se="http://schemas.microsoft.com/office/word/2015/wordml/symex" xmlns:wpg="http://schemas.microsoft.com/office/word/2010/wordprocessingGroup" xmlns:wpi="http://schemas.microsoft.com/office/word/2010/wordprocessingInk" xmlns:wne="http://schemas.microsoft.com/office/word/2006/wordml" xmlns:wps="http://schemas.microsoft.com/office/word/2010/wordprocessingShape" mc:Ignorable="w14 w15 w16se wp14">
   <w:abstractNum w:abstractNumId="0" w15:restartNumberingAfterBreak="0">
-    <w:nsid w:val="6F4E4ECE"/>
+    <w:nsid w:val="6F5673F3"/>
     <w:multiLevelType w:val="multilevel"/>
-    <w:tmpl w:val="E22E7A6A"/>
+    <w:tmpl w:val="EA1AAD72"/>
     <w:styleLink w:val="WWNum5"/>
     <w:lvl w:ilvl="0">
       <w:start w:val="1"/>
